--- a/FURPS Requirements Document.docx
+++ b/FURPS Requirements Document.docx
@@ -2,894 +2,1562 @@
 <file path=word/document.xml><?xml version="1.0" encoding="utf-8"?>
 <w:document xmlns:wpc="http://schemas.microsoft.com/office/word/2010/wordprocessingCanvas" xmlns:cx="http://schemas.microsoft.com/office/drawing/2014/chartex" xmlns:cx1="http://schemas.microsoft.com/office/drawing/2015/9/8/chartex" xmlns:cx2="http://schemas.microsoft.com/office/drawing/2015/10/21/chartex" xmlns:cx3="http://schemas.microsoft.com/office/drawing/2016/5/9/chartex" xmlns:cx4="http://schemas.microsoft.com/office/drawing/2016/5/10/chartex" xmlns:cx5="http://schemas.microsoft.com/office/drawing/2016/5/11/chartex" xmlns:mc="http://schemas.openxmlformats.org/markup-compatibility/2006" xmlns:o="urn:schemas-microsoft-com:office:office" xmlns:r="http://schemas.openxmlformats.org/officeDocument/2006/relationships" xmlns:m="http://schemas.openxmlformats.org/officeDocument/2006/math" xmlns:v="urn:schemas-microsoft-com:vml" xmlns:wp14="http://schemas.microsoft.com/office/word/2010/wordprocessingDrawing" xmlns:wp="http://schemas.openxmlformats.org/drawingml/2006/wordprocessingDrawing" xmlns:w10="urn:schemas-microsoft-com:office:word" xmlns:w="http://schemas.openxmlformats.org/wordprocessingml/2006/main" xmlns:w14="http://schemas.microsoft.com/office/word/2010/wordml" xmlns:w15="http://schemas.microsoft.com/office/word/2012/wordml" xmlns:w16se="http://schemas.microsoft.com/office/word/2015/wordml/symex" xmlns:wpg="http://schemas.microsoft.com/office/word/2010/wordprocessingGroup" xmlns:wpi="http://schemas.microsoft.com/office/word/2010/wordprocessingInk" xmlns:wne="http://schemas.microsoft.com/office/word/2006/wordml" xmlns:wps="http://schemas.microsoft.com/office/word/2010/wordprocessingShape" mc:Ignorable="w14 w15 w16se wp14">
   <w:body>
+    <w:p xmlns:wp14="http://schemas.microsoft.com/office/word/2010/wordml" wp14:textId="77777777">
+      <w:pPr>
+        <w:jc w:val="right"/>
+      </w:pPr>
+      <w:r>
+        <w:t xml:space="preserve">CS225 Software Development</w:t>
+      </w:r>
+    </w:p>
+    <w:p xmlns:wp14="http://schemas.microsoft.com/office/word/2010/wordml" wp14:textId="77777777">
+      <w:pPr>
+        <w:jc w:val="right"/>
+      </w:pPr>
+      <w:r>
+        <w:t xml:space="preserve">Class Project</w:t>
+      </w:r>
+    </w:p>
+    <w:p xmlns:wp14="http://schemas.microsoft.com/office/word/2010/wordml" wp14:textId="77777777">
+      <w:pPr>
+        <w:jc w:val="center"/>
+      </w:pPr>
+      <w:r>
+        <w:t xml:space="preserve">FURPS+</w:t>
+      </w:r>
+    </w:p>
+    <w:p xmlns:wp14="http://schemas.microsoft.com/office/word/2010/wordml" wp14:textId="77777777"/>
+    <w:p xmlns:wp14="http://schemas.microsoft.com/office/word/2010/wordml" wp14:textId="77777777">
+      <w:pPr>
+        <w:rPr>
+          <w:b w:val="1"/>
+          <w:bCs w:val="1"/>
+          <w:sz w:val="32"/>
+          <w:szCs w:val="32"/>
+        </w:rPr>
+      </w:pPr>
+      <w:r>
+        <w:rPr>
+          <w:b w:val="1"/>
+          <w:bCs w:val="1"/>
+          <w:sz w:val="28"/>
+          <w:szCs w:val="28"/>
+        </w:rPr>
+        <w:t>Functionality</w:t>
+      </w:r>
+    </w:p>
+    <w:p xmlns:wp14="http://schemas.microsoft.com/office/word/2010/wordml" wp14:textId="68977706">
+      <w:pPr>
+        <w:pStyle w:val="ListParagraph"/>
+        <w:numPr>
+          <w:ilvl w:val="0"/>
+          <w:numId w:val="9"/>
+        </w:numPr>
+        <w:rPr>
+          <w:b w:val="1"/>
+          <w:bCs w:val="1"/>
+        </w:rPr>
+      </w:pPr>
+      <w:r>
+        <w:rPr>
+          <w:b w:val="1"/>
+          <w:bCs w:val="1"/>
+        </w:rPr>
+        <w:t>Show a welcome login screen.</w:t>
+      </w:r>
+    </w:p>
+    <w:p xmlns:wp14="http://schemas.microsoft.com/office/word/2010/wordml" wp14:textId="1F0BFF25">
+      <w:pPr>
+        <w:pStyle w:val="ListParagraph"/>
+        <w:numPr>
+          <w:ilvl w:val="1"/>
+          <w:numId w:val="9"/>
+        </w:numPr>
+        <w:rPr/>
+      </w:pPr>
+      <w:r>
+        <w:rPr/>
+        <w:t xml:space="preserve">The program </w:t>
+      </w:r>
+      <w:r>
+        <w:rPr/>
+        <w:t>opens to</w:t>
+      </w:r>
+      <w:r>
+        <w:rPr/>
+        <w:t xml:space="preserve"> a simple login screen.</w:t>
+      </w:r>
+    </w:p>
+    <w:p xmlns:wp14="http://schemas.microsoft.com/office/word/2010/wordml" wp14:textId="75658B9E">
+      <w:pPr>
+        <w:pStyle w:val="ListParagraph"/>
+        <w:numPr>
+          <w:ilvl w:val="0"/>
+          <w:numId w:val="9"/>
+        </w:numPr>
+        <w:rPr>
+          <w:b w:val="1"/>
+          <w:bCs w:val="1"/>
+        </w:rPr>
+      </w:pPr>
+      <w:r>
+        <w:rPr>
+          <w:b w:val="1"/>
+          <w:bCs w:val="1"/>
+        </w:rPr>
+        <w:t>Support existing accounts and new accounts.</w:t>
+      </w:r>
+    </w:p>
+    <w:p xmlns:wp14="http://schemas.microsoft.com/office/word/2010/wordml" wp14:textId="77777777">
+      <w:pPr>
+        <w:pStyle w:val="ListParagraph"/>
+        <w:numPr>
+          <w:ilvl w:val="1"/>
+          <w:numId w:val="9"/>
+        </w:numPr>
+        <w:rPr/>
+      </w:pPr>
+      <w:r>
+        <w:rPr/>
+        <w:t>Existing usernames are checked against password hashes stored in passwordHashes.txt.</w:t>
+      </w:r>
+    </w:p>
+    <w:p xmlns:wp14="http://schemas.microsoft.com/office/word/2010/wordml" wp14:textId="77777777">
+      <w:pPr>
+        <w:pStyle w:val="ListParagraph"/>
+        <w:numPr>
+          <w:ilvl w:val="1"/>
+          <w:numId w:val="9"/>
+        </w:numPr>
+        <w:rPr/>
+      </w:pPr>
+      <w:r>
+        <w:rPr/>
+        <w:t>If a username is not found and both fields are filled in, a new account is created.</w:t>
+      </w:r>
+    </w:p>
+    <w:p xmlns:wp14="http://schemas.microsoft.com/office/word/2010/wordml" wp14:textId="2EE55CC4">
+      <w:pPr>
+        <w:pStyle w:val="ListParagraph"/>
+        <w:numPr>
+          <w:ilvl w:val="0"/>
+          <w:numId w:val="9"/>
+        </w:numPr>
+        <w:rPr>
+          <w:b w:val="1"/>
+          <w:bCs w:val="1"/>
+        </w:rPr>
+      </w:pPr>
+      <w:r>
+        <w:rPr>
+          <w:b w:val="1"/>
+          <w:bCs w:val="1"/>
+        </w:rPr>
+        <w:t>Load saved brackets only when needed.</w:t>
+      </w:r>
+    </w:p>
+    <w:p xmlns:wp14="http://schemas.microsoft.com/office/word/2010/wordml" wp14:textId="77777777">
+      <w:pPr>
+        <w:pStyle w:val="ListParagraph"/>
+        <w:numPr>
+          <w:ilvl w:val="1"/>
+          <w:numId w:val="9"/>
+        </w:numPr>
+        <w:rPr/>
+      </w:pPr>
+      <w:r>
+        <w:rPr/>
+        <w:t>A saved bracket is only deserialized after that user successfully logs in.</w:t>
+      </w:r>
+    </w:p>
+    <w:p xmlns:wp14="http://schemas.microsoft.com/office/word/2010/wordml" wp14:textId="77777777">
+      <w:pPr>
+        <w:pStyle w:val="ListParagraph"/>
+        <w:numPr>
+          <w:ilvl w:val="1"/>
+          <w:numId w:val="9"/>
+        </w:numPr>
+        <w:rPr/>
+      </w:pPr>
+      <w:r>
+        <w:rPr/>
+        <w:t>If an account exists but no saved bracket file is found yet, the user receives an empty bracket.</w:t>
+      </w:r>
+    </w:p>
+    <w:p xmlns:wp14="http://schemas.microsoft.com/office/word/2010/wordml" wp14:textId="0D373433">
+      <w:pPr>
+        <w:pStyle w:val="ListParagraph"/>
+        <w:numPr>
+          <w:ilvl w:val="0"/>
+          <w:numId w:val="9"/>
+        </w:numPr>
+        <w:rPr>
+          <w:b w:val="1"/>
+          <w:bCs w:val="1"/>
+        </w:rPr>
+      </w:pPr>
+      <w:r>
+        <w:rPr>
+          <w:b w:val="1"/>
+          <w:bCs w:val="1"/>
+        </w:rPr>
+        <w:t>Load a 64-team March Madness bracket.</w:t>
+      </w:r>
+    </w:p>
+    <w:p xmlns:wp14="http://schemas.microsoft.com/office/word/2010/wordml" wp14:textId="77777777">
+      <w:pPr>
+        <w:pStyle w:val="ListParagraph"/>
+        <w:numPr>
+          <w:ilvl w:val="1"/>
+          <w:numId w:val="9"/>
+        </w:numPr>
+        <w:rPr/>
+      </w:pPr>
+      <w:r>
+        <w:rPr/>
+        <w:t>The starting teams and first-round matchups are loaded from resource files.</w:t>
+      </w:r>
+    </w:p>
+    <w:p xmlns:wp14="http://schemas.microsoft.com/office/word/2010/wordml" wp14:textId="79ABEBC0">
+      <w:pPr>
+        <w:pStyle w:val="ListParagraph"/>
+        <w:numPr>
+          <w:ilvl w:val="0"/>
+          <w:numId w:val="9"/>
+        </w:numPr>
+        <w:rPr>
+          <w:b w:val="1"/>
+          <w:bCs w:val="1"/>
+        </w:rPr>
+      </w:pPr>
+      <w:r>
+        <w:rPr>
+          <w:b w:val="1"/>
+          <w:bCs w:val="1"/>
+        </w:rPr>
+        <w:t xml:space="preserve">Let users fill out a bracket by </w:t>
+      </w:r>
+      <w:r>
+        <w:rPr>
+          <w:b w:val="1"/>
+          <w:bCs w:val="1"/>
+        </w:rPr>
+        <w:t>clicking</w:t>
+      </w:r>
+      <w:r>
+        <w:rPr>
+          <w:b w:val="1"/>
+          <w:bCs w:val="1"/>
+        </w:rPr>
+        <w:t xml:space="preserve"> team names.</w:t>
+      </w:r>
+    </w:p>
+    <w:p xmlns:wp14="http://schemas.microsoft.com/office/word/2010/wordml" wp14:textId="77777777">
+      <w:pPr>
+        <w:pStyle w:val="ListParagraph"/>
+        <w:numPr>
+          <w:ilvl w:val="1"/>
+          <w:numId w:val="9"/>
+        </w:numPr>
+        <w:rPr/>
+      </w:pPr>
+      <w:r>
+        <w:rPr/>
+        <w:t>Clicking a team advances it to the next round.</w:t>
+      </w:r>
+    </w:p>
+    <w:p xmlns:wp14="http://schemas.microsoft.com/office/word/2010/wordml" wp14:textId="77777777">
+      <w:pPr>
+        <w:pStyle w:val="ListParagraph"/>
+        <w:numPr>
+          <w:ilvl w:val="1"/>
+          <w:numId w:val="9"/>
+        </w:numPr>
+        <w:rPr/>
+      </w:pPr>
+      <w:r>
+        <w:rPr/>
+        <w:t>Changing a pick clears any invalid future picks automatically.</w:t>
+      </w:r>
+    </w:p>
+    <w:p xmlns:wp14="http://schemas.microsoft.com/office/word/2010/wordml" wp14:textId="6A865C7F">
+      <w:pPr>
+        <w:pStyle w:val="ListParagraph"/>
+        <w:numPr>
+          <w:ilvl w:val="0"/>
+          <w:numId w:val="9"/>
+        </w:numPr>
+        <w:rPr>
+          <w:b w:val="1"/>
+          <w:bCs w:val="1"/>
+        </w:rPr>
+      </w:pPr>
+      <w:r>
+        <w:rPr>
+          <w:b w:val="1"/>
+          <w:bCs w:val="1"/>
+        </w:rPr>
+        <w:t>Provide</w:t>
+      </w:r>
+      <w:r>
+        <w:rPr>
+          <w:b w:val="1"/>
+          <w:bCs w:val="1"/>
+        </w:rPr>
+        <w:t xml:space="preserve"> multiple bracket views.</w:t>
+      </w:r>
+    </w:p>
+    <w:p xmlns:wp14="http://schemas.microsoft.com/office/word/2010/wordml" wp14:textId="77777777">
+      <w:pPr>
+        <w:pStyle w:val="ListParagraph"/>
+        <w:numPr>
+          <w:ilvl w:val="1"/>
+          <w:numId w:val="9"/>
+        </w:numPr>
+        <w:rPr/>
+      </w:pPr>
+      <w:r>
+        <w:rPr/>
+        <w:t>Users can open East, West, Midwest, South, or Full bracket views.</w:t>
+      </w:r>
+    </w:p>
+    <w:p xmlns:wp14="http://schemas.microsoft.com/office/word/2010/wordml" wp14:textId="3660A44C">
+      <w:pPr>
+        <w:pStyle w:val="ListParagraph"/>
+        <w:numPr>
+          <w:ilvl w:val="0"/>
+          <w:numId w:val="9"/>
+        </w:numPr>
+        <w:rPr>
+          <w:b w:val="1"/>
+          <w:bCs w:val="1"/>
+        </w:rPr>
+      </w:pPr>
+      <w:r>
+        <w:rPr>
+          <w:b w:val="1"/>
+          <w:bCs w:val="1"/>
+        </w:rPr>
+        <w:t>Provide clear, reset, and save behavior.</w:t>
+      </w:r>
+    </w:p>
+    <w:p xmlns:wp14="http://schemas.microsoft.com/office/word/2010/wordml" wp14:textId="77777777">
+      <w:pPr>
+        <w:pStyle w:val="ListParagraph"/>
+        <w:numPr>
+          <w:ilvl w:val="1"/>
+          <w:numId w:val="9"/>
+        </w:numPr>
+        <w:rPr/>
+      </w:pPr>
+      <w:r>
+        <w:rPr/>
+        <w:t>Clear removes predictions from the currently displayed part of the bracket.</w:t>
+      </w:r>
+    </w:p>
+    <w:p xmlns:wp14="http://schemas.microsoft.com/office/word/2010/wordml" wp14:textId="77777777">
+      <w:pPr>
+        <w:pStyle w:val="ListParagraph"/>
+        <w:numPr>
+          <w:ilvl w:val="1"/>
+          <w:numId w:val="9"/>
+        </w:numPr>
+        <w:rPr/>
+      </w:pPr>
+      <w:r>
+        <w:rPr/>
+        <w:t>Reset clears the entire bracket after a confirmation message.</w:t>
+      </w:r>
+    </w:p>
+    <w:p xmlns:wp14="http://schemas.microsoft.com/office/word/2010/wordml" wp14:textId="77777777">
+      <w:pPr>
+        <w:pStyle w:val="ListParagraph"/>
+        <w:numPr>
+          <w:ilvl w:val="1"/>
+          <w:numId w:val="9"/>
+        </w:numPr>
+        <w:rPr/>
+      </w:pPr>
+      <w:r>
+        <w:rPr/>
+        <w:t>Finalize saves a complete bracket as a serialized .ser file.</w:t>
+      </w:r>
+    </w:p>
+    <w:p xmlns:wp14="http://schemas.microsoft.com/office/word/2010/wordml" wp14:textId="7C003443">
+      <w:pPr>
+        <w:pStyle w:val="ListParagraph"/>
+        <w:numPr>
+          <w:ilvl w:val="0"/>
+          <w:numId w:val="9"/>
+        </w:numPr>
+        <w:rPr>
+          <w:b w:val="1"/>
+          <w:bCs w:val="1"/>
+        </w:rPr>
+      </w:pPr>
+      <w:r>
+        <w:rPr>
+          <w:b w:val="1"/>
+          <w:bCs w:val="1"/>
+        </w:rPr>
+        <w:t xml:space="preserve">Support multiple participants in one program </w:t>
+      </w:r>
+      <w:r>
+        <w:rPr>
+          <w:b w:val="1"/>
+          <w:bCs w:val="1"/>
+        </w:rPr>
+        <w:t>run</w:t>
+      </w:r>
+      <w:r>
+        <w:rPr>
+          <w:b w:val="1"/>
+          <w:bCs w:val="1"/>
+        </w:rPr>
+        <w:t>.</w:t>
+      </w:r>
+    </w:p>
+    <w:p xmlns:wp14="http://schemas.microsoft.com/office/word/2010/wordml" wp14:textId="77777777">
+      <w:pPr>
+        <w:pStyle w:val="ListParagraph"/>
+        <w:numPr>
+          <w:ilvl w:val="1"/>
+          <w:numId w:val="9"/>
+        </w:numPr>
+        <w:rPr/>
+      </w:pPr>
+      <w:r>
+        <w:rPr/>
+        <w:t>Users can log in one at a time, save their brackets, and then take part in the same simulation.</w:t>
+      </w:r>
+    </w:p>
+    <w:p xmlns:wp14="http://schemas.microsoft.com/office/word/2010/wordml" wp14:textId="77777777">
+      <w:pPr>
+        <w:pStyle w:val="ListParagraph"/>
+        <w:numPr>
+          <w:ilvl w:val="1"/>
+          <w:numId w:val="9"/>
+        </w:numPr>
+        <w:rPr/>
+      </w:pPr>
+      <w:r>
+        <w:rPr/>
+        <w:t>Only users active in the current session are entered into the tournament scoring list.</w:t>
+      </w:r>
+    </w:p>
+    <w:p xmlns:wp14="http://schemas.microsoft.com/office/word/2010/wordml" wp14:textId="13D6E06D">
+      <w:pPr>
+        <w:pStyle w:val="ListParagraph"/>
+        <w:numPr>
+          <w:ilvl w:val="0"/>
+          <w:numId w:val="9"/>
+        </w:numPr>
+        <w:rPr>
+          <w:b w:val="1"/>
+          <w:bCs w:val="1"/>
+        </w:rPr>
+      </w:pPr>
+      <w:r>
+        <w:rPr>
+          <w:b w:val="1"/>
+          <w:bCs w:val="1"/>
+        </w:rPr>
+        <w:t>Simulate the tournament and score brackets.</w:t>
+      </w:r>
+    </w:p>
+    <w:p xmlns:wp14="http://schemas.microsoft.com/office/word/2010/wordml" wp14:textId="77777777">
+      <w:pPr>
+        <w:pStyle w:val="ListParagraph"/>
+        <w:numPr>
+          <w:ilvl w:val="1"/>
+          <w:numId w:val="9"/>
+        </w:numPr>
+        <w:rPr/>
+      </w:pPr>
+      <w:r>
+        <w:rPr/>
+        <w:t>The tournament uses randomized game results with a ranking-based advantage for stronger teams.</w:t>
+      </w:r>
+    </w:p>
+    <w:p xmlns:wp14="http://schemas.microsoft.com/office/word/2010/wordml" wp14:textId="77777777">
+      <w:pPr>
+        <w:pStyle w:val="ListParagraph"/>
+        <w:numPr>
+          <w:ilvl w:val="1"/>
+          <w:numId w:val="9"/>
+        </w:numPr>
+        <w:rPr/>
+      </w:pPr>
+      <w:r>
+        <w:rPr/>
+        <w:t>Bracket scoring uses round values of 1, 2, 4, 8, 16, and 32 points.</w:t>
+      </w:r>
+    </w:p>
+    <w:p xmlns:wp14="http://schemas.microsoft.com/office/word/2010/wordml" wp14:textId="6CE06853">
+      <w:pPr>
+        <w:pStyle w:val="ListParagraph"/>
+        <w:numPr>
+          <w:ilvl w:val="0"/>
+          <w:numId w:val="9"/>
+        </w:numPr>
+        <w:rPr>
+          <w:b w:val="1"/>
+          <w:bCs w:val="1"/>
+        </w:rPr>
+      </w:pPr>
+      <w:r>
+        <w:rPr>
+          <w:b w:val="1"/>
+          <w:bCs w:val="1"/>
+        </w:rPr>
+        <w:t>Show results after simulation.</w:t>
+      </w:r>
+    </w:p>
+    <w:p xmlns:wp14="http://schemas.microsoft.com/office/word/2010/wordml" wp14:textId="77777777">
+      <w:pPr>
+        <w:pStyle w:val="ListParagraph"/>
+        <w:numPr>
+          <w:ilvl w:val="1"/>
+          <w:numId w:val="9"/>
+        </w:numPr>
+        <w:rPr/>
+      </w:pPr>
+      <w:r>
+        <w:rPr/>
+        <w:t>The program displays a scoreboard with Username and Total Points.</w:t>
+      </w:r>
+    </w:p>
+    <w:p xmlns:wp14="http://schemas.microsoft.com/office/word/2010/wordml" wp14:textId="77777777">
+      <w:pPr>
+        <w:pStyle w:val="ListParagraph"/>
+        <w:numPr>
+          <w:ilvl w:val="1"/>
+          <w:numId w:val="9"/>
+        </w:numPr>
+        <w:rPr/>
+      </w:pPr>
+      <w:r>
+        <w:rPr/>
+        <w:t>The user can also open a full view of the simulated bracket.</w:t>
+      </w:r>
+    </w:p>
+    <w:p xmlns:wp14="http://schemas.microsoft.com/office/word/2010/wordml" wp14:textId="081AA488">
+      <w:pPr>
+        <w:pStyle w:val="ListParagraph"/>
+        <w:numPr>
+          <w:ilvl w:val="0"/>
+          <w:numId w:val="9"/>
+        </w:numPr>
+        <w:rPr>
+          <w:b w:val="1"/>
+          <w:bCs w:val="1"/>
+        </w:rPr>
+      </w:pPr>
+      <w:r>
+        <w:rPr>
+          <w:b w:val="1"/>
+          <w:bCs w:val="1"/>
+        </w:rPr>
+        <w:t>Show team details inside the bracket.</w:t>
+      </w:r>
+    </w:p>
+    <w:p xmlns:wp14="http://schemas.microsoft.com/office/word/2010/wordml" wp14:textId="77777777">
+      <w:pPr>
+        <w:pStyle w:val="ListParagraph"/>
+        <w:numPr>
+          <w:ilvl w:val="1"/>
+          <w:numId w:val="9"/>
+        </w:numPr>
+        <w:rPr/>
+      </w:pPr>
+      <w:r>
+        <w:rPr/>
+        <w:t>Right-clicking</w:t>
+      </w:r>
+      <w:r>
+        <w:rPr/>
+        <w:t xml:space="preserve"> a team shows its ranking, mascot, description, average offensive PPG, and average defensive PPG.</w:t>
+      </w:r>
+    </w:p>
+    <w:p xmlns:wp14="http://schemas.microsoft.com/office/word/2010/wordml" wp14:textId="77777777"/>
+    <w:p xmlns:wp14="http://schemas.microsoft.com/office/word/2010/wordml" wp14:textId="77777777">
+      <w:pPr>
+        <w:rPr>
+          <w:b w:val="1"/>
+          <w:bCs w:val="1"/>
+          <w:sz w:val="32"/>
+          <w:szCs w:val="32"/>
+        </w:rPr>
+      </w:pPr>
+      <w:r>
+        <w:rPr>
+          <w:b w:val="1"/>
+          <w:bCs w:val="1"/>
+          <w:sz w:val="28"/>
+          <w:szCs w:val="28"/>
+        </w:rPr>
+        <w:t>Usability</w:t>
+      </w:r>
+    </w:p>
+    <w:p xmlns:wp14="http://schemas.microsoft.com/office/word/2010/wordml" wp14:textId="2B2ABFB5">
+      <w:pPr>
+        <w:pStyle w:val="ListParagraph"/>
+        <w:numPr>
+          <w:ilvl w:val="0"/>
+          <w:numId w:val="10"/>
+        </w:numPr>
+        <w:rPr>
+          <w:b w:val="1"/>
+          <w:bCs w:val="1"/>
+        </w:rPr>
+      </w:pPr>
+      <w:r>
+        <w:rPr>
+          <w:b w:val="1"/>
+          <w:bCs w:val="1"/>
+        </w:rPr>
+        <w:t>Use a simple toolbar-based layout.</w:t>
+      </w:r>
+    </w:p>
+    <w:p xmlns:wp14="http://schemas.microsoft.com/office/word/2010/wordml" wp14:textId="77777777">
+      <w:pPr>
+        <w:pStyle w:val="ListParagraph"/>
+        <w:numPr>
+          <w:ilvl w:val="1"/>
+          <w:numId w:val="10"/>
+        </w:numPr>
+        <w:rPr/>
+      </w:pPr>
+      <w:r>
+        <w:rPr/>
+        <w:t xml:space="preserve">The top toolbar provides Login, Simulate, </w:t>
+      </w:r>
+      <w:r>
+        <w:rPr/>
+        <w:t>ScoreBoard</w:t>
+      </w:r>
+      <w:r>
+        <w:rPr/>
+        <w:t>, View Simulated Bracket, and Help.</w:t>
+      </w:r>
+    </w:p>
+    <w:p xmlns:wp14="http://schemas.microsoft.com/office/word/2010/wordml" wp14:textId="77777777">
+      <w:pPr>
+        <w:pStyle w:val="ListParagraph"/>
+        <w:numPr>
+          <w:ilvl w:val="1"/>
+          <w:numId w:val="10"/>
+        </w:numPr>
+        <w:rPr/>
+      </w:pPr>
+      <w:r>
+        <w:rPr/>
+        <w:t xml:space="preserve">The bottom toolbar provides Clear, Reset, </w:t>
+      </w:r>
+      <w:r>
+        <w:rPr/>
+        <w:t>Finalize</w:t>
+      </w:r>
+      <w:r>
+        <w:rPr/>
+        <w:t>, and Choose Division while editing a bracket.</w:t>
+      </w:r>
+    </w:p>
+    <w:p xmlns:wp14="http://schemas.microsoft.com/office/word/2010/wordml" wp14:textId="7D459EE2">
+      <w:pPr>
+        <w:pStyle w:val="ListParagraph"/>
+        <w:numPr>
+          <w:ilvl w:val="0"/>
+          <w:numId w:val="10"/>
+        </w:numPr>
+        <w:rPr>
+          <w:b w:val="1"/>
+          <w:bCs w:val="1"/>
+        </w:rPr>
+      </w:pPr>
+      <w:r>
+        <w:rPr>
+          <w:b w:val="1"/>
+          <w:bCs w:val="1"/>
+        </w:rPr>
+        <w:t>Provide built-in instructions.</w:t>
+      </w:r>
+    </w:p>
+    <w:p xmlns:wp14="http://schemas.microsoft.com/office/word/2010/wordml" wp14:textId="77777777">
+      <w:pPr>
+        <w:pStyle w:val="ListParagraph"/>
+        <w:numPr>
+          <w:ilvl w:val="1"/>
+          <w:numId w:val="10"/>
+        </w:numPr>
+        <w:rPr/>
+      </w:pPr>
+      <w:r>
+        <w:rPr/>
+        <w:t>The Help button opens a readable popup with short step-by-step directions.</w:t>
+      </w:r>
+    </w:p>
+    <w:p xmlns:wp14="http://schemas.microsoft.com/office/word/2010/wordml" wp14:textId="7A0FFBE8">
+      <w:pPr>
+        <w:pStyle w:val="ListParagraph"/>
+        <w:numPr>
+          <w:ilvl w:val="0"/>
+          <w:numId w:val="10"/>
+        </w:numPr>
+        <w:rPr>
+          <w:b w:val="1"/>
+          <w:bCs w:val="1"/>
+        </w:rPr>
+      </w:pPr>
+      <w:r>
+        <w:rPr>
+          <w:b w:val="1"/>
+          <w:bCs w:val="1"/>
+        </w:rPr>
+        <w:t>Give immediate feedback with alerts.</w:t>
+      </w:r>
+    </w:p>
+    <w:p xmlns:wp14="http://schemas.microsoft.com/office/word/2010/wordml" wp14:textId="77777777">
+      <w:pPr>
+        <w:pStyle w:val="ListParagraph"/>
+        <w:numPr>
+          <w:ilvl w:val="1"/>
+          <w:numId w:val="10"/>
+        </w:numPr>
+        <w:rPr/>
+      </w:pPr>
+      <w:r>
+        <w:rPr/>
+        <w:t>The program uses dialogs for incorrect passwords, incomplete brackets, reset confirmation, save/load problems, and fatal startup errors.</w:t>
+      </w:r>
+    </w:p>
+    <w:p xmlns:wp14="http://schemas.microsoft.com/office/word/2010/wordml" wp14:textId="6BC77406">
+      <w:pPr>
+        <w:pStyle w:val="ListParagraph"/>
+        <w:numPr>
+          <w:ilvl w:val="0"/>
+          <w:numId w:val="10"/>
+        </w:numPr>
+        <w:rPr>
+          <w:b w:val="1"/>
+          <w:bCs w:val="1"/>
+        </w:rPr>
+      </w:pPr>
+      <w:r>
+        <w:rPr>
+          <w:b w:val="1"/>
+          <w:bCs w:val="1"/>
+        </w:rPr>
+        <w:t>Make bracket navigation easy to follow.</w:t>
+      </w:r>
+    </w:p>
+    <w:p xmlns:wp14="http://schemas.microsoft.com/office/word/2010/wordml" wp14:textId="77777777">
+      <w:pPr>
+        <w:pStyle w:val="ListParagraph"/>
+        <w:numPr>
+          <w:ilvl w:val="1"/>
+          <w:numId w:val="10"/>
+        </w:numPr>
+        <w:rPr/>
+      </w:pPr>
+      <w:r>
+        <w:rPr/>
+        <w:t>Users can switch between single-region views and the full bracket view.</w:t>
+      </w:r>
+    </w:p>
+    <w:p xmlns:wp14="http://schemas.microsoft.com/office/word/2010/wordml" wp14:textId="129E8437">
+      <w:pPr>
+        <w:pStyle w:val="ListParagraph"/>
+        <w:numPr>
+          <w:ilvl w:val="0"/>
+          <w:numId w:val="10"/>
+        </w:numPr>
+        <w:rPr>
+          <w:b w:val="1"/>
+          <w:bCs w:val="1"/>
+        </w:rPr>
+      </w:pPr>
+      <w:r>
+        <w:rPr>
+          <w:b w:val="1"/>
+          <w:bCs w:val="1"/>
+        </w:rPr>
+        <w:t>Highlight interactive controls.</w:t>
+      </w:r>
+    </w:p>
+    <w:p xmlns:wp14="http://schemas.microsoft.com/office/word/2010/wordml" wp14:textId="77777777">
+      <w:pPr>
+        <w:pStyle w:val="ListParagraph"/>
+        <w:numPr>
+          <w:ilvl w:val="1"/>
+          <w:numId w:val="10"/>
+        </w:numPr>
+        <w:rPr/>
+      </w:pPr>
+      <w:r>
+        <w:rPr/>
+        <w:t>Bracket entries and bracket view buttons change appearance when the mouse moves over them.</w:t>
+      </w:r>
+    </w:p>
     <w:p>
       <w:pPr>
-        <w:jc w:val="right"/>
-      </w:pPr>
-      <w:r>
-        <w:t>CS225 Software Development</w:t>
+        <w:pStyle w:val="ListParagraph"/>
+        <w:numPr>
+          <w:ilvl w:val="0"/>
+          <w:numId w:val="10"/>
+        </w:numPr>
+        <w:rPr>
+          <w:b w:val="1"/>
+          <w:bCs w:val="1"/>
+        </w:rPr>
+      </w:pPr>
+      <w:r>
+        <w:rPr>
+          <w:b w:val="1"/>
+          <w:bCs w:val="1"/>
+        </w:rPr>
+        <w:t>Scalable GUI</w:t>
       </w:r>
     </w:p>
     <w:p>
       <w:pPr>
-        <w:jc w:val="right"/>
-      </w:pPr>
-      <w:r>
-        <w:t>Class Project</w:t>
-      </w:r>
-    </w:p>
-    <w:p>
-      <w:pPr>
-        <w:jc w:val="center"/>
-      </w:pPr>
-      <w:r>
-        <w:t>FURPS+</w:t>
-      </w:r>
-    </w:p>
-    <w:p>
-      <w:pPr>
-        <w:rPr>
-          <w:b/>
-        </w:rPr>
-      </w:pPr>
-      <w:r>
-        <w:rPr>
-          <w:b/>
-        </w:rPr>
-        <w:t>Functionality</w:t>
-      </w:r>
-    </w:p>
-    <w:p>
+        <w:pStyle w:val="ListParagraph"/>
+        <w:numPr>
+          <w:ilvl w:val="1"/>
+          <w:numId w:val="10"/>
+        </w:numPr>
+        <w:rPr>
+          <w:sz w:val="22"/>
+          <w:szCs w:val="22"/>
+        </w:rPr>
+      </w:pPr>
+      <w:r>
+        <w:rPr/>
+        <w:t>Elements in the GUI should resize once the GUI frame is resized.</w:t>
+      </w:r>
+    </w:p>
+    <w:p xmlns:wp14="http://schemas.microsoft.com/office/word/2010/wordml" wp14:textId="77777777"/>
+    <w:p xmlns:wp14="http://schemas.microsoft.com/office/word/2010/wordml" wp14:textId="77777777">
+      <w:pPr>
+        <w:rPr>
+          <w:b w:val="1"/>
+          <w:bCs w:val="1"/>
+          <w:sz w:val="32"/>
+          <w:szCs w:val="32"/>
+        </w:rPr>
+      </w:pPr>
+      <w:r>
+        <w:rPr>
+          <w:b w:val="1"/>
+          <w:bCs w:val="1"/>
+          <w:sz w:val="28"/>
+          <w:szCs w:val="28"/>
+        </w:rPr>
+        <w:t>Reliability</w:t>
+      </w:r>
+    </w:p>
+    <w:p xmlns:wp14="http://schemas.microsoft.com/office/word/2010/wordml" wp14:textId="7193E32C">
       <w:pPr>
         <w:pStyle w:val="ListParagraph"/>
         <w:numPr>
           <w:ilvl w:val="0"/>
-          <w:numId w:val="1"/>
-        </w:numPr>
-        <w:rPr>
-          <w:b/>
-        </w:rPr>
-      </w:pPr>
-      <w:r>
-        <w:t xml:space="preserve">Have a game description greeting the </w:t>
-      </w:r>
-      <w:proofErr w:type="gramStart"/>
-      <w:r>
-        <w:t>player.</w:t>
-      </w:r>
-      <w:proofErr w:type="gramEnd"/>
-    </w:p>
-    <w:p>
-      <w:pPr>
-        <w:pStyle w:val="ListParagraph"/>
-        <w:numPr>
-          <w:ilvl w:val="1"/>
-          <w:numId w:val="1"/>
-        </w:numPr>
-        <w:rPr>
-          <w:b/>
-        </w:rPr>
-      </w:pPr>
-      <w:r>
-        <w:t>A simple welcome message for the user.</w:t>
-      </w:r>
-    </w:p>
-    <w:p>
+          <w:numId w:val="11"/>
+        </w:numPr>
+        <w:rPr>
+          <w:b w:val="1"/>
+          <w:bCs w:val="1"/>
+        </w:rPr>
+      </w:pPr>
+      <w:r>
+        <w:rPr>
+          <w:b w:val="1"/>
+          <w:bCs w:val="1"/>
+        </w:rPr>
+        <w:t>Require a complete bracket before saving.</w:t>
+      </w:r>
+    </w:p>
+    <w:p xmlns:wp14="http://schemas.microsoft.com/office/word/2010/wordml" wp14:textId="77777777">
+      <w:pPr>
+        <w:pStyle w:val="ListParagraph"/>
+        <w:numPr>
+          <w:ilvl w:val="1"/>
+          <w:numId w:val="11"/>
+        </w:numPr>
+        <w:rPr/>
+      </w:pPr>
+      <w:r>
+        <w:rPr/>
+        <w:t xml:space="preserve">An incomplete bracket cannot be </w:t>
+      </w:r>
+      <w:r>
+        <w:rPr/>
+        <w:t>finalized</w:t>
+      </w:r>
+      <w:r>
+        <w:rPr/>
+        <w:t>.</w:t>
+      </w:r>
+    </w:p>
+    <w:p xmlns:wp14="http://schemas.microsoft.com/office/word/2010/wordml" wp14:textId="55C17B24">
       <w:pPr>
         <w:pStyle w:val="ListParagraph"/>
         <w:numPr>
           <w:ilvl w:val="0"/>
-          <w:numId w:val="1"/>
-        </w:numPr>
-        <w:rPr>
-          <w:b/>
-        </w:rPr>
-      </w:pPr>
-      <w:r>
-        <w:t>When removing a team from a predicted bracket slot, the team is also removed from any Higher rounds of the bracket</w:t>
-      </w:r>
-    </w:p>
-    <w:p>
-      <w:pPr>
-        <w:pStyle w:val="ListParagraph"/>
-        <w:numPr>
-          <w:ilvl w:val="1"/>
-          <w:numId w:val="1"/>
-        </w:numPr>
-        <w:rPr>
-          <w:b/>
-        </w:rPr>
-      </w:pPr>
-      <w:r>
-        <w:t>Each team that is removed from a certain position is also removed from their position further ahead.</w:t>
-      </w:r>
-    </w:p>
-    <w:p>
+          <w:numId w:val="11"/>
+        </w:numPr>
+        <w:rPr>
+          <w:b w:val="1"/>
+          <w:bCs w:val="1"/>
+        </w:rPr>
+      </w:pPr>
+      <w:r>
+        <w:rPr>
+          <w:b w:val="1"/>
+          <w:bCs w:val="1"/>
+        </w:rPr>
+        <w:t>Store passwords as hashes instead of plaintext.</w:t>
+      </w:r>
+    </w:p>
+    <w:p xmlns:wp14="http://schemas.microsoft.com/office/word/2010/wordml" wp14:textId="77777777">
+      <w:pPr>
+        <w:pStyle w:val="ListParagraph"/>
+        <w:numPr>
+          <w:ilvl w:val="1"/>
+          <w:numId w:val="11"/>
+        </w:numPr>
+        <w:rPr/>
+      </w:pPr>
+      <w:r>
+        <w:rPr/>
+        <w:t>User passwords are stored as SHA-256 hashes in passwordHashes.txt.</w:t>
+      </w:r>
+    </w:p>
+    <w:p xmlns:wp14="http://schemas.microsoft.com/office/word/2010/wordml" wp14:textId="2B5D4439">
       <w:pPr>
         <w:pStyle w:val="ListParagraph"/>
         <w:numPr>
           <w:ilvl w:val="0"/>
-          <w:numId w:val="1"/>
-        </w:numPr>
-        <w:rPr>
-          <w:b/>
-        </w:rPr>
-      </w:pPr>
-      <w:r>
-        <w:t>Higher-Ranked teams have a higher chance of winning</w:t>
-      </w:r>
-    </w:p>
-    <w:p>
-      <w:pPr>
-        <w:pStyle w:val="ListParagraph"/>
-        <w:numPr>
-          <w:ilvl w:val="1"/>
-          <w:numId w:val="1"/>
-        </w:numPr>
-        <w:rPr>
-          <w:b/>
-        </w:rPr>
-      </w:pPr>
-      <w:r>
-        <w:t>Teams ranked will have a slight advantage when points are randomized to mimic a realistic game</w:t>
-      </w:r>
-      <w:r>
-        <w:t xml:space="preserve"> based </w:t>
-      </w:r>
-      <w:proofErr w:type="gramStart"/>
-      <w:r>
-        <w:t>off of</w:t>
-      </w:r>
-      <w:proofErr w:type="gramEnd"/>
-      <w:r>
-        <w:t xml:space="preserve"> their rank</w:t>
-      </w:r>
-      <w:bookmarkStart w:id="0" w:name="_GoBack"/>
-      <w:bookmarkEnd w:id="0"/>
-      <w:r>
+          <w:numId w:val="11"/>
+        </w:numPr>
+        <w:rPr>
+          <w:b w:val="1"/>
+          <w:bCs w:val="1"/>
+        </w:rPr>
+      </w:pPr>
+      <w:r>
+        <w:rPr>
+          <w:b w:val="1"/>
+          <w:bCs w:val="1"/>
+        </w:rPr>
+        <w:t>Save brackets by username.</w:t>
+      </w:r>
+    </w:p>
+    <w:p xmlns:wp14="http://schemas.microsoft.com/office/word/2010/wordml" wp14:textId="77777777">
+      <w:pPr>
+        <w:pStyle w:val="ListParagraph"/>
+        <w:numPr>
+          <w:ilvl w:val="1"/>
+          <w:numId w:val="11"/>
+        </w:numPr>
+        <w:rPr/>
+      </w:pPr>
+      <w:r>
+        <w:rPr/>
+        <w:t xml:space="preserve">Each saved bracket is written to </w:t>
+      </w:r>
+      <w:r>
+        <w:rPr/>
+        <w:t>username.ser</w:t>
+      </w:r>
+      <w:r>
+        <w:rPr/>
         <w:t>.</w:t>
       </w:r>
     </w:p>
-    <w:p>
+    <w:p xmlns:wp14="http://schemas.microsoft.com/office/word/2010/wordml" wp14:textId="3909507A">
       <w:pPr>
         <w:pStyle w:val="ListParagraph"/>
         <w:numPr>
           <w:ilvl w:val="0"/>
-          <w:numId w:val="1"/>
-        </w:numPr>
-      </w:pPr>
-      <w:r>
-        <w:t>Create a login screen</w:t>
-      </w:r>
-    </w:p>
-    <w:p>
-      <w:pPr>
-        <w:pStyle w:val="ListParagraph"/>
-        <w:numPr>
-          <w:ilvl w:val="1"/>
-          <w:numId w:val="1"/>
-        </w:numPr>
-      </w:pPr>
-      <w:r>
-        <w:t>Prompts user to enter credentials before filling out a bracket.</w:t>
-      </w:r>
-    </w:p>
-    <w:p>
-      <w:pPr>
-        <w:pStyle w:val="ListParagraph"/>
-        <w:numPr>
-          <w:ilvl w:val="1"/>
-          <w:numId w:val="1"/>
-        </w:numPr>
-      </w:pPr>
-      <w:r>
-        <w:t>System should check to see if there is a bracket saved already, if so load the saved bracket. Otherwise an empty bracket should be generated.</w:t>
-      </w:r>
-    </w:p>
-    <w:p>
-      <w:pPr>
-        <w:pStyle w:val="ListParagraph"/>
-        <w:numPr>
-          <w:ilvl w:val="1"/>
-          <w:numId w:val="1"/>
-        </w:numPr>
-      </w:pPr>
-      <w:r>
-        <w:t>Place the username in a dropdown menu once the user fills out a bracket this will allow the brackets to be stored and returned.</w:t>
-      </w:r>
-    </w:p>
-    <w:p>
+          <w:numId w:val="11"/>
+        </w:numPr>
+        <w:rPr>
+          <w:b w:val="1"/>
+          <w:bCs w:val="1"/>
+        </w:rPr>
+      </w:pPr>
+      <w:r>
+        <w:rPr>
+          <w:b w:val="1"/>
+          <w:bCs w:val="1"/>
+        </w:rPr>
+        <w:t>Show errors for common file problems.</w:t>
+      </w:r>
+    </w:p>
+    <w:p xmlns:wp14="http://schemas.microsoft.com/office/word/2010/wordml" wp14:textId="77777777">
+      <w:pPr>
+        <w:pStyle w:val="ListParagraph"/>
+        <w:numPr>
+          <w:ilvl w:val="1"/>
+          <w:numId w:val="11"/>
+        </w:numPr>
+        <w:rPr/>
+      </w:pPr>
+      <w:r>
+        <w:rPr/>
+        <w:t xml:space="preserve">The program displays error dialogs </w:t>
+      </w:r>
+      <w:r>
+        <w:rPr/>
+        <w:t>for</w:t>
+      </w:r>
+      <w:r>
+        <w:rPr/>
+        <w:t xml:space="preserve"> save failures, load failures, and incompatible serialized bracket files.</w:t>
+      </w:r>
+    </w:p>
+    <w:p xmlns:wp14="http://schemas.microsoft.com/office/word/2010/wordml" wp14:textId="3B0DFE3D">
       <w:pPr>
         <w:pStyle w:val="ListParagraph"/>
         <w:numPr>
           <w:ilvl w:val="0"/>
-          <w:numId w:val="1"/>
-        </w:numPr>
-      </w:pPr>
-      <w:r>
-        <w:t xml:space="preserve">First 32 </w:t>
-      </w:r>
-      <w:r>
-        <w:t>matches</w:t>
-      </w:r>
-      <w:r>
-        <w:t xml:space="preserve"> are pre-determined</w:t>
-      </w:r>
-    </w:p>
-    <w:p>
-      <w:pPr>
-        <w:pStyle w:val="ListParagraph"/>
-        <w:numPr>
-          <w:ilvl w:val="1"/>
-          <w:numId w:val="1"/>
-        </w:numPr>
-      </w:pPr>
-      <w:r>
-        <w:t>Teams compete all year to make this tournament therefore the first round games are already decided.</w:t>
-      </w:r>
-    </w:p>
-    <w:p>
+          <w:numId w:val="11"/>
+        </w:numPr>
+        <w:rPr>
+          <w:b w:val="1"/>
+          <w:bCs w:val="1"/>
+        </w:rPr>
+      </w:pPr>
+      <w:r>
+        <w:rPr>
+          <w:b w:val="1"/>
+          <w:bCs w:val="1"/>
+        </w:rPr>
+        <w:t>Keep session participation consistent.</w:t>
+      </w:r>
+    </w:p>
+    <w:p xmlns:wp14="http://schemas.microsoft.com/office/word/2010/wordml" wp14:textId="77777777">
+      <w:pPr>
+        <w:pStyle w:val="ListParagraph"/>
+        <w:numPr>
+          <w:ilvl w:val="1"/>
+          <w:numId w:val="11"/>
+        </w:numPr>
+        <w:rPr/>
+      </w:pPr>
+      <w:r>
+        <w:rPr/>
+        <w:t>A user is added to the current tournament session only after a successful login or a successful save of a new bracket.</w:t>
+      </w:r>
+    </w:p>
+    <w:p xmlns:wp14="http://schemas.microsoft.com/office/word/2010/wordml" wp14:textId="53A41650">
       <w:pPr>
         <w:pStyle w:val="ListParagraph"/>
         <w:numPr>
           <w:ilvl w:val="0"/>
-          <w:numId w:val="1"/>
-        </w:numPr>
-      </w:pPr>
-      <w:r>
-        <w:t>Once Logged-in load 1 empty bracket with 64 teams</w:t>
-      </w:r>
-    </w:p>
-    <w:p>
-      <w:pPr>
-        <w:pStyle w:val="ListParagraph"/>
-        <w:numPr>
-          <w:ilvl w:val="1"/>
-          <w:numId w:val="1"/>
-        </w:numPr>
-      </w:pPr>
-      <w:r>
-        <w:t>This bracket will be where the user decides which teams will win</w:t>
-      </w:r>
-    </w:p>
-    <w:p>
+          <w:numId w:val="11"/>
+        </w:numPr>
+        <w:rPr>
+          <w:b w:val="1"/>
+          <w:bCs w:val="1"/>
+        </w:rPr>
+      </w:pPr>
+      <w:r>
+        <w:rPr>
+          <w:b w:val="1"/>
+          <w:bCs w:val="1"/>
+        </w:rPr>
+        <w:t>Preserve the current account when resetting a bracket.</w:t>
+      </w:r>
+    </w:p>
+    <w:p xmlns:wp14="http://schemas.microsoft.com/office/word/2010/wordml" wp14:textId="77777777">
+      <w:pPr>
+        <w:pStyle w:val="ListParagraph"/>
+        <w:numPr>
+          <w:ilvl w:val="1"/>
+          <w:numId w:val="11"/>
+        </w:numPr>
+        <w:rPr/>
+      </w:pPr>
+      <w:r>
+        <w:rPr/>
+        <w:t xml:space="preserve">Resetting a bracket does not remove the username associated with the current </w:t>
+      </w:r>
+      <w:r>
+        <w:rPr/>
+        <w:t>session</w:t>
+      </w:r>
+      <w:r>
+        <w:rPr/>
+        <w:t xml:space="preserve"> user.</w:t>
+      </w:r>
+    </w:p>
+    <w:p xmlns:wp14="http://schemas.microsoft.com/office/word/2010/wordml" wp14:textId="77777777"/>
+    <w:p xmlns:wp14="http://schemas.microsoft.com/office/word/2010/wordml" wp14:textId="77777777">
+      <w:pPr>
+        <w:rPr>
+          <w:b w:val="1"/>
+          <w:bCs w:val="1"/>
+          <w:sz w:val="32"/>
+          <w:szCs w:val="32"/>
+        </w:rPr>
+      </w:pPr>
+      <w:r>
+        <w:rPr>
+          <w:b w:val="1"/>
+          <w:bCs w:val="1"/>
+          <w:sz w:val="28"/>
+          <w:szCs w:val="28"/>
+        </w:rPr>
+        <w:t>Performance</w:t>
+      </w:r>
+    </w:p>
+    <w:p xmlns:wp14="http://schemas.microsoft.com/office/word/2010/wordml" wp14:textId="34059663">
       <w:pPr>
         <w:pStyle w:val="ListParagraph"/>
         <w:numPr>
           <w:ilvl w:val="0"/>
-          <w:numId w:val="1"/>
-        </w:numPr>
-      </w:pPr>
-      <w:r>
-        <w:t>User clicks a team they think will win the game</w:t>
-      </w:r>
-    </w:p>
-    <w:p>
-      <w:pPr>
-        <w:pStyle w:val="ListParagraph"/>
-        <w:numPr>
-          <w:ilvl w:val="1"/>
-          <w:numId w:val="1"/>
-        </w:numPr>
-      </w:pPr>
-      <w:r>
-        <w:t>Once a team is clicked the team will automatically populate the next rounds bracket spot.</w:t>
-      </w:r>
-    </w:p>
-    <w:p>
+          <w:numId w:val="12"/>
+        </w:numPr>
+        <w:rPr>
+          <w:b w:val="1"/>
+          <w:bCs w:val="1"/>
+        </w:rPr>
+      </w:pPr>
+      <w:r>
+        <w:rPr>
+          <w:b w:val="1"/>
+          <w:bCs w:val="1"/>
+        </w:rPr>
+        <w:t>Load saved brackets on demand.</w:t>
+      </w:r>
+    </w:p>
+    <w:p xmlns:wp14="http://schemas.microsoft.com/office/word/2010/wordml" wp14:textId="77777777">
+      <w:pPr>
+        <w:pStyle w:val="ListParagraph"/>
+        <w:numPr>
+          <w:ilvl w:val="1"/>
+          <w:numId w:val="12"/>
+        </w:numPr>
+        <w:rPr/>
+      </w:pPr>
+      <w:r>
+        <w:rPr/>
+        <w:t>The program does not deserialize every saved bracket at startup.</w:t>
+      </w:r>
+    </w:p>
+    <w:p xmlns:wp14="http://schemas.microsoft.com/office/word/2010/wordml" wp14:textId="77777777">
+      <w:pPr>
+        <w:pStyle w:val="ListParagraph"/>
+        <w:numPr>
+          <w:ilvl w:val="1"/>
+          <w:numId w:val="12"/>
+        </w:numPr>
+        <w:rPr/>
+      </w:pPr>
+      <w:r>
+        <w:rPr/>
+        <w:t>A bracket file is loaded only for the user who successfully logs in.</w:t>
+      </w:r>
+    </w:p>
+    <w:p xmlns:wp14="http://schemas.microsoft.com/office/word/2010/wordml" wp14:textId="42196B96">
       <w:pPr>
         <w:pStyle w:val="ListParagraph"/>
         <w:numPr>
           <w:ilvl w:val="0"/>
-          <w:numId w:val="1"/>
-        </w:numPr>
-      </w:pPr>
-      <w:r>
-        <w:t>Provide a finalize functionality</w:t>
-      </w:r>
-    </w:p>
-    <w:p>
-      <w:pPr>
-        <w:pStyle w:val="ListParagraph"/>
-        <w:numPr>
-          <w:ilvl w:val="1"/>
-          <w:numId w:val="1"/>
-        </w:numPr>
-      </w:pPr>
-      <w:r>
-        <w:t>When the user finalizes their bracket, it will be saved in a serialized format</w:t>
-      </w:r>
-    </w:p>
-    <w:p>
-      <w:pPr>
-        <w:pStyle w:val="ListParagraph"/>
-        <w:numPr>
-          <w:ilvl w:val="1"/>
-          <w:numId w:val="1"/>
-        </w:numPr>
-      </w:pPr>
-      <w:r>
-        <w:t>Once finalize button is selected the “Simulate Tournament” button should appear.</w:t>
-      </w:r>
-    </w:p>
-    <w:p>
+          <w:numId w:val="12"/>
+        </w:numPr>
+        <w:rPr>
+          <w:b w:val="1"/>
+          <w:bCs w:val="1"/>
+        </w:rPr>
+      </w:pPr>
+      <w:r>
+        <w:rPr>
+          <w:b w:val="1"/>
+          <w:bCs w:val="1"/>
+        </w:rPr>
+        <w:t>Load tournament data once at startup.</w:t>
+      </w:r>
+    </w:p>
+    <w:p xmlns:wp14="http://schemas.microsoft.com/office/word/2010/wordml" wp14:textId="77777777">
+      <w:pPr>
+        <w:pStyle w:val="ListParagraph"/>
+        <w:numPr>
+          <w:ilvl w:val="1"/>
+          <w:numId w:val="12"/>
+        </w:numPr>
+        <w:rPr/>
+      </w:pPr>
+      <w:r>
+        <w:rPr/>
+        <w:t>Team data and the starting bracket are read once from text resources when the application begins.</w:t>
+      </w:r>
+    </w:p>
+    <w:p xmlns:wp14="http://schemas.microsoft.com/office/word/2010/wordml" wp14:textId="5850C7E2">
       <w:pPr>
         <w:pStyle w:val="ListParagraph"/>
         <w:numPr>
           <w:ilvl w:val="0"/>
-          <w:numId w:val="1"/>
-        </w:numPr>
-      </w:pPr>
-      <w:r>
-        <w:t>Simulate Tournament Button.</w:t>
-      </w:r>
-    </w:p>
-    <w:p>
-      <w:pPr>
-        <w:pStyle w:val="ListParagraph"/>
-        <w:numPr>
-          <w:ilvl w:val="1"/>
-          <w:numId w:val="1"/>
-        </w:numPr>
-      </w:pPr>
-      <w:r>
-        <w:t>This is what simulates the actual tournament, all games are simulated. After simulation display each games score AND display how many points user earned based off of correct predictions</w:t>
-      </w:r>
-    </w:p>
-    <w:p>
-      <w:pPr>
-        <w:pStyle w:val="ListParagraph"/>
-        <w:numPr>
-          <w:ilvl w:val="1"/>
-          <w:numId w:val="1"/>
-        </w:numPr>
-      </w:pPr>
-      <w:r>
-        <w:t>Each game is randomized (50-125 points)</w:t>
-      </w:r>
-    </w:p>
-    <w:p>
+          <w:numId w:val="12"/>
+        </w:numPr>
+        <w:rPr>
+          <w:b w:val="1"/>
+          <w:bCs w:val="1"/>
+        </w:rPr>
+      </w:pPr>
+      <w:r>
+        <w:rPr>
+          <w:b w:val="1"/>
+          <w:bCs w:val="1"/>
+        </w:rPr>
+        <w:t>Limit the scoreboard to a manageable size.</w:t>
+      </w:r>
+    </w:p>
+    <w:p xmlns:wp14="http://schemas.microsoft.com/office/word/2010/wordml" wp14:textId="77777777">
+      <w:pPr>
+        <w:pStyle w:val="ListParagraph"/>
+        <w:numPr>
+          <w:ilvl w:val="1"/>
+          <w:numId w:val="12"/>
+        </w:numPr>
+        <w:rPr/>
+      </w:pPr>
+      <w:r>
+        <w:rPr/>
+        <w:t>The current scoreboard implementation supports up to 16 players in a session.</w:t>
+      </w:r>
+    </w:p>
+    <w:p xmlns:wp14="http://schemas.microsoft.com/office/word/2010/wordml" wp14:textId="77777777"/>
+    <w:p xmlns:wp14="http://schemas.microsoft.com/office/word/2010/wordml" wp14:textId="77777777">
+      <w:pPr>
+        <w:rPr>
+          <w:b w:val="1"/>
+          <w:bCs w:val="1"/>
+          <w:sz w:val="32"/>
+          <w:szCs w:val="32"/>
+        </w:rPr>
+      </w:pPr>
+      <w:r>
+        <w:rPr>
+          <w:b w:val="1"/>
+          <w:bCs w:val="1"/>
+          <w:sz w:val="28"/>
+          <w:szCs w:val="28"/>
+        </w:rPr>
+        <w:t>Supportability</w:t>
+      </w:r>
+    </w:p>
+    <w:p xmlns:wp14="http://schemas.microsoft.com/office/word/2010/wordml" wp14:textId="04088C8D">
       <w:pPr>
         <w:pStyle w:val="ListParagraph"/>
         <w:numPr>
           <w:ilvl w:val="0"/>
-          <w:numId w:val="1"/>
-        </w:numPr>
-      </w:pPr>
-      <w:r>
-        <w:t xml:space="preserve">Save user name associated with </w:t>
-      </w:r>
-      <w:r>
-        <w:t>their</w:t>
-      </w:r>
-      <w:r>
-        <w:t xml:space="preserve"> bracket</w:t>
-      </w:r>
-    </w:p>
-    <w:p>
-      <w:pPr>
-        <w:pStyle w:val="ListParagraph"/>
-        <w:numPr>
-          <w:ilvl w:val="1"/>
-          <w:numId w:val="1"/>
-        </w:numPr>
-      </w:pPr>
-      <w:r>
-        <w:t>Each user should be associated with a bracket, this will allow the user to look at which teams their competition has selected to win.</w:t>
-      </w:r>
-    </w:p>
-    <w:p>
-      <w:pPr>
-        <w:pStyle w:val="ListParagraph"/>
-        <w:numPr>
-          <w:ilvl w:val="1"/>
-          <w:numId w:val="1"/>
-        </w:numPr>
-      </w:pPr>
-      <w:r>
-        <w:t>Store User names in a drop down list, once selected the selected users bracket will be displayed.</w:t>
-      </w:r>
-    </w:p>
-    <w:p>
+          <w:numId w:val="13"/>
+        </w:numPr>
+        <w:rPr>
+          <w:b w:val="1"/>
+          <w:bCs w:val="1"/>
+        </w:rPr>
+      </w:pPr>
+      <w:r>
+        <w:rPr>
+          <w:b w:val="1"/>
+          <w:bCs w:val="1"/>
+        </w:rPr>
+        <w:t xml:space="preserve">Keep tournament data outside the </w:t>
+      </w:r>
+      <w:r>
+        <w:rPr>
+          <w:b w:val="1"/>
+          <w:bCs w:val="1"/>
+        </w:rPr>
+        <w:t>GUI</w:t>
+      </w:r>
+      <w:r>
+        <w:rPr>
+          <w:b w:val="1"/>
+          <w:bCs w:val="1"/>
+        </w:rPr>
+        <w:t xml:space="preserve"> code.</w:t>
+      </w:r>
+    </w:p>
+    <w:p xmlns:wp14="http://schemas.microsoft.com/office/word/2010/wordml" wp14:textId="77777777">
+      <w:pPr>
+        <w:pStyle w:val="ListParagraph"/>
+        <w:numPr>
+          <w:ilvl w:val="1"/>
+          <w:numId w:val="13"/>
+        </w:numPr>
+        <w:rPr/>
+      </w:pPr>
+      <w:r>
+        <w:rPr/>
+        <w:t>The starting teams are stored in initialMatches.txt.</w:t>
+      </w:r>
+    </w:p>
+    <w:p xmlns:wp14="http://schemas.microsoft.com/office/word/2010/wordml" wp14:textId="77777777">
+      <w:pPr>
+        <w:pStyle w:val="ListParagraph"/>
+        <w:numPr>
+          <w:ilvl w:val="1"/>
+          <w:numId w:val="13"/>
+        </w:numPr>
+        <w:rPr/>
+      </w:pPr>
+      <w:r>
+        <w:rPr/>
+        <w:t>Team descriptions and stat data are stored in teamInfo.txt.</w:t>
+      </w:r>
+    </w:p>
+    <w:p xmlns:wp14="http://schemas.microsoft.com/office/word/2010/wordml" wp14:textId="55347FA2">
       <w:pPr>
         <w:pStyle w:val="ListParagraph"/>
         <w:numPr>
           <w:ilvl w:val="0"/>
-          <w:numId w:val="1"/>
-        </w:numPr>
-      </w:pPr>
-      <w:r>
-        <w:t>User with the most amount of points wins the tournament.</w:t>
-      </w:r>
-    </w:p>
-    <w:p>
-      <w:pPr>
-        <w:pStyle w:val="ListParagraph"/>
-        <w:numPr>
-          <w:ilvl w:val="1"/>
-          <w:numId w:val="1"/>
-        </w:numPr>
-      </w:pPr>
-      <w:r>
-        <w:lastRenderedPageBreak/>
-        <w:t xml:space="preserve">Each correct prediction earns a certain amount of points depending on a certain round of the tournament. These are the </w:t>
-      </w:r>
-      <w:r>
-        <w:t>user’s</w:t>
-      </w:r>
-      <w:r>
-        <w:t xml:space="preserve"> points which will be added and compared to other users brackets. The highest amount of user points wins the tournament.</w:t>
-      </w:r>
-    </w:p>
-    <w:p>
+          <w:numId w:val="13"/>
+        </w:numPr>
+        <w:rPr>
+          <w:b w:val="1"/>
+          <w:bCs w:val="1"/>
+        </w:rPr>
+      </w:pPr>
+      <w:r>
+        <w:rPr>
+          <w:b w:val="1"/>
+          <w:bCs w:val="1"/>
+        </w:rPr>
+        <w:t>Separate major responsibilities across classes.</w:t>
+      </w:r>
+    </w:p>
+    <w:p xmlns:wp14="http://schemas.microsoft.com/office/word/2010/wordml" wp14:textId="77777777">
+      <w:pPr>
+        <w:pStyle w:val="ListParagraph"/>
+        <w:numPr>
+          <w:ilvl w:val="1"/>
+          <w:numId w:val="13"/>
+        </w:numPr>
+        <w:rPr/>
+      </w:pPr>
+      <w:r>
+        <w:rPr/>
+        <w:t>Bracket logic, tournament data, GUI flow, bracket drawing, and scoreboard display are handled in different classes.</w:t>
+      </w:r>
+    </w:p>
+    <w:p xmlns:wp14="http://schemas.microsoft.com/office/word/2010/wordml" wp14:textId="48FF6DBF">
       <w:pPr>
         <w:pStyle w:val="ListParagraph"/>
         <w:numPr>
           <w:ilvl w:val="0"/>
-          <w:numId w:val="1"/>
-        </w:numPr>
-      </w:pPr>
-      <w:r>
-        <w:t>After simulation is complete navigate the user to the ranking table</w:t>
-      </w:r>
-    </w:p>
-    <w:p>
-      <w:pPr>
-        <w:pStyle w:val="ListParagraph"/>
-        <w:numPr>
-          <w:ilvl w:val="1"/>
-          <w:numId w:val="1"/>
-        </w:numPr>
-      </w:pPr>
-      <w:r>
-        <w:t xml:space="preserve">This table consists of “User Name” “User Points” “User Winning Team” this table should be sorted by the amount of user points from highest to lowest. The </w:t>
-      </w:r>
-      <w:r>
-        <w:t>Highest points win the tournament.</w:t>
-      </w:r>
-    </w:p>
-    <w:p>
-      <w:pPr>
-        <w:pStyle w:val="ListParagraph"/>
-        <w:ind w:left="1440"/>
-      </w:pPr>
-    </w:p>
-    <w:p>
-      <w:pPr>
-        <w:pStyle w:val="ListParagraph"/>
-        <w:ind w:left="1440"/>
-      </w:pPr>
-    </w:p>
-    <w:p>
-      <w:pPr>
-        <w:pStyle w:val="ListParagraph"/>
-        <w:ind w:left="1440"/>
-      </w:pPr>
-    </w:p>
-    <w:p>
-      <w:pPr>
-        <w:pStyle w:val="ListParagraph"/>
-        <w:ind w:left="1440"/>
-      </w:pPr>
-    </w:p>
-    <w:p>
-      <w:pPr>
-        <w:rPr>
-          <w:b/>
-        </w:rPr>
-      </w:pPr>
-      <w:r>
-        <w:rPr>
-          <w:b/>
-        </w:rPr>
-        <w:t>Usability</w:t>
-      </w:r>
-    </w:p>
-    <w:p>
+          <w:numId w:val="13"/>
+        </w:numPr>
+        <w:rPr>
+          <w:b w:val="1"/>
+          <w:bCs w:val="1"/>
+        </w:rPr>
+      </w:pPr>
+      <w:r>
+        <w:rPr>
+          <w:b w:val="1"/>
+          <w:bCs w:val="1"/>
+        </w:rPr>
+        <w:t>Use Gradle for project setup.</w:t>
+      </w:r>
+    </w:p>
+    <w:p xmlns:wp14="http://schemas.microsoft.com/office/word/2010/wordml" wp14:textId="77777777">
+      <w:pPr>
+        <w:pStyle w:val="ListParagraph"/>
+        <w:numPr>
+          <w:ilvl w:val="1"/>
+          <w:numId w:val="13"/>
+        </w:numPr>
+        <w:rPr/>
+      </w:pPr>
+      <w:r>
+        <w:rPr/>
+        <w:t xml:space="preserve">The project </w:t>
+      </w:r>
+      <w:r>
+        <w:rPr/>
+        <w:t>builds as</w:t>
+      </w:r>
+      <w:r>
+        <w:rPr/>
+        <w:t xml:space="preserve"> a Java application with JavaFX through Gradle.</w:t>
+      </w:r>
+    </w:p>
+    <w:p xmlns:wp14="http://schemas.microsoft.com/office/word/2010/wordml" wp14:textId="39D68F59">
       <w:pPr>
         <w:pStyle w:val="ListParagraph"/>
         <w:numPr>
           <w:ilvl w:val="0"/>
-          <w:numId w:val="4"/>
-        </w:numPr>
-      </w:pPr>
-      <w:r>
-        <w:t>Scalable GUI</w:t>
-      </w:r>
-    </w:p>
-    <w:p>
-      <w:pPr>
-        <w:pStyle w:val="ListParagraph"/>
-        <w:numPr>
-          <w:ilvl w:val="1"/>
-          <w:numId w:val="4"/>
-        </w:numPr>
-      </w:pPr>
-      <w:r>
-        <w:t>Elements in the GUI should resize once the GUI frame is resized.</w:t>
-      </w:r>
-    </w:p>
-    <w:p>
+          <w:numId w:val="13"/>
+        </w:numPr>
+        <w:rPr>
+          <w:b w:val="1"/>
+          <w:bCs w:val="1"/>
+        </w:rPr>
+      </w:pPr>
+      <w:r>
+        <w:rPr>
+          <w:b w:val="1"/>
+          <w:bCs w:val="1"/>
+        </w:rPr>
+        <w:t xml:space="preserve">Use simple </w:t>
+      </w:r>
+      <w:r>
+        <w:rPr>
+          <w:b w:val="1"/>
+          <w:bCs w:val="1"/>
+        </w:rPr>
+        <w:t>saved-data</w:t>
+      </w:r>
+      <w:r>
+        <w:rPr>
+          <w:b w:val="1"/>
+          <w:bCs w:val="1"/>
+        </w:rPr>
+        <w:t xml:space="preserve"> files.</w:t>
+      </w:r>
+    </w:p>
+    <w:p xmlns:wp14="http://schemas.microsoft.com/office/word/2010/wordml" wp14:textId="77777777">
+      <w:pPr>
+        <w:pStyle w:val="ListParagraph"/>
+        <w:numPr>
+          <w:ilvl w:val="1"/>
+          <w:numId w:val="13"/>
+        </w:numPr>
+        <w:rPr/>
+      </w:pPr>
+      <w:r>
+        <w:rPr/>
+        <w:t>Account hashes are stored in passwordHashes.txt and saved brackets are stored as serialized .ser files.</w:t>
+      </w:r>
+    </w:p>
+    <w:p xmlns:wp14="http://schemas.microsoft.com/office/word/2010/wordml" wp14:textId="77777777"/>
+    <w:p xmlns:wp14="http://schemas.microsoft.com/office/word/2010/wordml" wp14:textId="77777777">
+      <w:pPr>
+        <w:rPr>
+          <w:b w:val="1"/>
+          <w:bCs w:val="1"/>
+          <w:sz w:val="32"/>
+          <w:szCs w:val="32"/>
+        </w:rPr>
+      </w:pPr>
+      <w:r>
+        <w:rPr>
+          <w:b w:val="1"/>
+          <w:bCs w:val="1"/>
+          <w:sz w:val="28"/>
+          <w:szCs w:val="28"/>
+        </w:rPr>
+        <w:t>PLUS</w:t>
+      </w:r>
+    </w:p>
+    <w:p xmlns:wp14="http://schemas.microsoft.com/office/word/2010/wordml" wp14:textId="630DA04A">
       <w:pPr>
         <w:pStyle w:val="ListParagraph"/>
         <w:numPr>
           <w:ilvl w:val="0"/>
-          <w:numId w:val="4"/>
-        </w:numPr>
-      </w:pPr>
-      <w:r>
-        <w:t>Reset Button</w:t>
-      </w:r>
-    </w:p>
-    <w:p>
-      <w:pPr>
-        <w:pStyle w:val="ListParagraph"/>
-        <w:numPr>
-          <w:ilvl w:val="1"/>
-          <w:numId w:val="4"/>
-        </w:numPr>
-      </w:pPr>
-      <w:r>
-        <w:t>When this button is pressed the users bracket is erased so they can start from scratch</w:t>
-      </w:r>
-    </w:p>
-    <w:p>
-      <w:pPr>
-        <w:pStyle w:val="ListParagraph"/>
-        <w:numPr>
-          <w:ilvl w:val="1"/>
-          <w:numId w:val="4"/>
-        </w:numPr>
-      </w:pPr>
-      <w:r>
-        <w:t>Once the finalize button is selected the reset button should not be visible.</w:t>
-      </w:r>
-    </w:p>
-    <w:p>
+          <w:numId w:val="14"/>
+        </w:numPr>
+        <w:rPr>
+          <w:b w:val="1"/>
+          <w:bCs w:val="1"/>
+        </w:rPr>
+      </w:pPr>
+      <w:r>
+        <w:rPr>
+          <w:b w:val="1"/>
+          <w:bCs w:val="1"/>
+        </w:rPr>
+        <w:t>The program is a standalone JavaFX desktop application.</w:t>
+      </w:r>
+    </w:p>
+    <w:p xmlns:wp14="http://schemas.microsoft.com/office/word/2010/wordml" wp14:textId="77777777">
+      <w:pPr>
+        <w:pStyle w:val="ListParagraph"/>
+        <w:numPr>
+          <w:ilvl w:val="1"/>
+          <w:numId w:val="14"/>
+        </w:numPr>
+        <w:rPr/>
+      </w:pPr>
+      <w:r>
+        <w:rPr/>
+        <w:t>It is not a web-based system.</w:t>
+      </w:r>
+    </w:p>
+    <w:p xmlns:wp14="http://schemas.microsoft.com/office/word/2010/wordml" wp14:textId="5D49E82F">
       <w:pPr>
         <w:pStyle w:val="ListParagraph"/>
         <w:numPr>
           <w:ilvl w:val="0"/>
-          <w:numId w:val="4"/>
-        </w:numPr>
-      </w:pPr>
-      <w:r>
-        <w:t xml:space="preserve">Display the simulated scores for each game </w:t>
-      </w:r>
-    </w:p>
-    <w:p>
-      <w:pPr>
-        <w:pStyle w:val="ListParagraph"/>
-        <w:numPr>
-          <w:ilvl w:val="1"/>
-          <w:numId w:val="4"/>
-        </w:numPr>
-      </w:pPr>
-      <w:r>
-        <w:t>In each games individual bracket the teams scores should be displayed so it is clear to the user why a certain team won and the other lost.</w:t>
-      </w:r>
-    </w:p>
-    <w:p>
-      <w:pPr>
-        <w:rPr>
-          <w:b/>
-        </w:rPr>
-      </w:pPr>
-      <w:r>
-        <w:rPr>
-          <w:b/>
-        </w:rPr>
-        <w:t>Reliability</w:t>
-      </w:r>
-    </w:p>
-    <w:p>
+          <w:numId w:val="14"/>
+        </w:numPr>
+        <w:rPr>
+          <w:b w:val="1"/>
+          <w:bCs w:val="1"/>
+        </w:rPr>
+      </w:pPr>
+      <w:r>
+        <w:rPr>
+          <w:b w:val="1"/>
+          <w:bCs w:val="1"/>
+        </w:rPr>
+        <w:t>The bracket includes team information popups.</w:t>
+      </w:r>
+    </w:p>
+    <w:p xmlns:wp14="http://schemas.microsoft.com/office/word/2010/wordml" wp14:textId="77777777">
+      <w:pPr>
+        <w:pStyle w:val="ListParagraph"/>
+        <w:numPr>
+          <w:ilvl w:val="1"/>
+          <w:numId w:val="14"/>
+        </w:numPr>
+        <w:rPr/>
+      </w:pPr>
+      <w:r>
+        <w:rPr/>
+        <w:t>Team popups include both descriptive text and basic stat fields.</w:t>
+      </w:r>
+    </w:p>
+    <w:p xmlns:wp14="http://schemas.microsoft.com/office/word/2010/wordml" wp14:textId="1B65CD74">
       <w:pPr>
         <w:pStyle w:val="ListParagraph"/>
         <w:numPr>
           <w:ilvl w:val="0"/>
-          <w:numId w:val="5"/>
-        </w:numPr>
-      </w:pPr>
-      <w:r>
-        <w:t>Validate Bracket before finalizing</w:t>
-      </w:r>
-    </w:p>
-    <w:p>
-      <w:pPr>
-        <w:pStyle w:val="ListParagraph"/>
-        <w:numPr>
-          <w:ilvl w:val="1"/>
-          <w:numId w:val="5"/>
-        </w:numPr>
-      </w:pPr>
-      <w:r>
-        <w:t>Ensure that all necessary fields are filled out, if not display a message to the user asking them to complete the bracket before finalizing.</w:t>
-      </w:r>
-    </w:p>
-    <w:p>
-      <w:pPr>
-        <w:pStyle w:val="ListParagraph"/>
-        <w:numPr>
-          <w:ilvl w:val="0"/>
-          <w:numId w:val="5"/>
-        </w:numPr>
-      </w:pPr>
-      <w:r>
-        <w:t>Catch input output exceptions</w:t>
-      </w:r>
-    </w:p>
-    <w:p>
-      <w:pPr>
-        <w:pStyle w:val="ListParagraph"/>
-        <w:numPr>
-          <w:ilvl w:val="1"/>
-          <w:numId w:val="5"/>
-        </w:numPr>
-      </w:pPr>
-      <w:r>
-        <w:t>Catch for incorrect log in credentials</w:t>
-      </w:r>
-    </w:p>
-    <w:p>
-      <w:pPr>
-        <w:rPr>
-          <w:b/>
-        </w:rPr>
-      </w:pPr>
-      <w:r>
-        <w:rPr>
-          <w:b/>
-        </w:rPr>
-        <w:t>Performance</w:t>
-      </w:r>
-    </w:p>
-    <w:p>
-      <w:pPr>
-        <w:pStyle w:val="ListParagraph"/>
-        <w:numPr>
-          <w:ilvl w:val="0"/>
-          <w:numId w:val="6"/>
-        </w:numPr>
-      </w:pPr>
-      <w:r>
-        <w:t>Program should support up to 4 players</w:t>
-      </w:r>
-    </w:p>
-    <w:p>
-      <w:pPr>
-        <w:pStyle w:val="ListParagraph"/>
-        <w:numPr>
-          <w:ilvl w:val="1"/>
-          <w:numId w:val="6"/>
-        </w:numPr>
-      </w:pPr>
-      <w:r>
-        <w:t>Each tournament will consist of 4 users.</w:t>
-      </w:r>
-    </w:p>
-    <w:p>
-      <w:pPr>
-        <w:rPr>
-          <w:b/>
-        </w:rPr>
-      </w:pPr>
-      <w:r>
-        <w:rPr>
-          <w:b/>
-        </w:rPr>
-        <w:t>Supportability</w:t>
-      </w:r>
-    </w:p>
-    <w:p>
-      <w:pPr>
-        <w:pStyle w:val="ListParagraph"/>
-        <w:numPr>
-          <w:ilvl w:val="0"/>
-          <w:numId w:val="6"/>
-        </w:numPr>
-      </w:pPr>
-      <w:r>
-        <w:t>Change teams in bracket</w:t>
-      </w:r>
-    </w:p>
-    <w:p>
-      <w:pPr>
-        <w:pStyle w:val="ListParagraph"/>
-        <w:numPr>
-          <w:ilvl w:val="1"/>
-          <w:numId w:val="6"/>
-        </w:numPr>
-      </w:pPr>
-      <w:r>
-        <w:t>Allow the user to remove a previously selected team before finalizing bracket. Allow user to make edits to their bracket whenever as long as the finalize button has not been selected.</w:t>
-      </w:r>
-    </w:p>
-    <w:p>
-      <w:pPr>
-        <w:pStyle w:val="ListParagraph"/>
-        <w:numPr>
-          <w:ilvl w:val="0"/>
-          <w:numId w:val="6"/>
-        </w:numPr>
-      </w:pPr>
-      <w:r>
-        <w:t>Documentation on how to use software</w:t>
-      </w:r>
-    </w:p>
-    <w:p>
-      <w:pPr>
-        <w:pStyle w:val="ListParagraph"/>
-        <w:numPr>
-          <w:ilvl w:val="1"/>
-          <w:numId w:val="6"/>
-        </w:numPr>
-      </w:pPr>
-      <w:r>
-        <w:t>Once user is logged in display an Instructions button which will give the user step by step instructions on how to use the software. Make this as simple as possible so the user does not get confused.</w:t>
-      </w:r>
-    </w:p>
-    <w:p>
-      <w:pPr>
-        <w:rPr>
-          <w:b/>
-        </w:rPr>
-      </w:pPr>
-      <w:r>
-        <w:rPr>
-          <w:b/>
-        </w:rPr>
-        <w:t>PLUS</w:t>
-      </w:r>
-    </w:p>
-    <w:p>
-      <w:pPr>
-        <w:pStyle w:val="ListParagraph"/>
-        <w:numPr>
-          <w:ilvl w:val="0"/>
-          <w:numId w:val="7"/>
-        </w:numPr>
-      </w:pPr>
-      <w:r>
-        <w:lastRenderedPageBreak/>
-        <w:t xml:space="preserve">Providing stats for each team that influence the </w:t>
-      </w:r>
-      <w:r>
-        <w:t>situation</w:t>
-      </w:r>
-    </w:p>
-    <w:p>
-      <w:pPr>
-        <w:pStyle w:val="ListParagraph"/>
-        <w:numPr>
-          <w:ilvl w:val="1"/>
-          <w:numId w:val="7"/>
-        </w:numPr>
-      </w:pPr>
-      <w:r>
-        <w:t>Teams that are ranked in the top 10 will have a minor advantage against other teams to provide a real life simulation.</w:t>
-      </w:r>
-    </w:p>
-    <w:p>
-      <w:pPr>
-        <w:pStyle w:val="ListParagraph"/>
-        <w:numPr>
-          <w:ilvl w:val="0"/>
-          <w:numId w:val="7"/>
-        </w:numPr>
-      </w:pPr>
-      <w:r>
-        <w:t>Providing the option to compare the predicted bracket to the actual tournament.</w:t>
-      </w:r>
-    </w:p>
-    <w:p>
-      <w:pPr>
-        <w:pStyle w:val="ListParagraph"/>
-        <w:numPr>
-          <w:ilvl w:val="1"/>
-          <w:numId w:val="7"/>
-        </w:numPr>
-      </w:pPr>
-      <w:r>
-        <w:t>Compare the users bracket (the simulated one) with the actual tournament winners from 2017.</w:t>
-      </w:r>
-    </w:p>
-    <w:p>
-      <w:pPr>
-        <w:pStyle w:val="ListParagraph"/>
-        <w:numPr>
-          <w:ilvl w:val="0"/>
-          <w:numId w:val="7"/>
-        </w:numPr>
-      </w:pPr>
-      <w:r>
-        <w:t>Display a tooltip next to the winning team</w:t>
-      </w:r>
-    </w:p>
-    <w:p>
-      <w:pPr>
-        <w:pStyle w:val="ListParagraph"/>
-        <w:numPr>
-          <w:ilvl w:val="1"/>
-          <w:numId w:val="7"/>
-        </w:numPr>
-      </w:pPr>
-      <w:r>
-        <w:t>Tooltip will display the college information of the winning team once the mouse is has hovered over the tooltip icon.</w:t>
-      </w:r>
-    </w:p>
-    <w:p>
-      <w:pPr>
-        <w:pStyle w:val="ListParagraph"/>
-        <w:numPr>
-          <w:ilvl w:val="1"/>
-          <w:numId w:val="7"/>
-        </w:numPr>
-      </w:pPr>
-      <w:r>
-        <w:t>Display tooltip with info of every team.</w:t>
-      </w:r>
-    </w:p>
-    <w:p>
-      <w:pPr>
-        <w:pStyle w:val="ListParagraph"/>
-        <w:numPr>
-          <w:ilvl w:val="0"/>
-          <w:numId w:val="7"/>
-        </w:numPr>
-      </w:pPr>
-      <w:r>
-        <w:t>Correctly predicted teams to be displayed with green text</w:t>
-      </w:r>
-    </w:p>
-    <w:p>
-      <w:pPr>
-        <w:pStyle w:val="ListParagraph"/>
-        <w:numPr>
-          <w:ilvl w:val="1"/>
-          <w:numId w:val="7"/>
-        </w:numPr>
-      </w:pPr>
-      <w:r>
-        <w:t>If the user correctly chose a team to win the team name should be displayed in green.</w:t>
-      </w:r>
-    </w:p>
-    <w:p>
-      <w:pPr>
-        <w:pStyle w:val="ListParagraph"/>
-        <w:numPr>
-          <w:ilvl w:val="0"/>
-          <w:numId w:val="7"/>
-        </w:numPr>
-      </w:pPr>
-      <w:r>
-        <w:t>Incorrectly predicted teams to be displayed with red text</w:t>
-      </w:r>
-    </w:p>
-    <w:p>
-      <w:pPr>
-        <w:pStyle w:val="ListParagraph"/>
-        <w:numPr>
-          <w:ilvl w:val="1"/>
-          <w:numId w:val="7"/>
-        </w:numPr>
-      </w:pPr>
-      <w:r>
-        <w:t>If the user incorrectly chose a team to win the team name should be displayed in red.</w:t>
-      </w:r>
-    </w:p>
-    <w:p>
-      <w:pPr>
-        <w:pStyle w:val="ListParagraph"/>
-        <w:ind w:left="1440"/>
-      </w:pPr>
-    </w:p>
-    <w:p>
-      <w:pPr>
-        <w:pStyle w:val="ListParagraph"/>
-      </w:pPr>
+          <w:numId w:val="14"/>
+        </w:numPr>
+        <w:rPr>
+          <w:b w:val="1"/>
+          <w:bCs w:val="1"/>
+        </w:rPr>
+      </w:pPr>
+      <w:r>
+        <w:rPr>
+          <w:b w:val="1"/>
+          <w:bCs w:val="1"/>
+        </w:rPr>
+        <w:t>Tournament participation is session-based.</w:t>
+      </w:r>
+    </w:p>
+    <w:p xmlns:wp14="http://schemas.microsoft.com/office/word/2010/wordml" wp14:textId="77777777">
+      <w:pPr>
+        <w:pStyle w:val="ListParagraph"/>
+        <w:numPr>
+          <w:ilvl w:val="1"/>
+          <w:numId w:val="14"/>
+        </w:numPr>
+        <w:rPr/>
+      </w:pPr>
+      <w:r>
+        <w:rPr/>
+        <w:t>Saved accounts are not automatically entered into every run of the program. A user must take part in the current session.</w:t>
+      </w:r>
     </w:p>
     <w:sectPr>
-      <w:pgSz w:w="12240" w:h="15840"/>
+      <w:pgSz w:w="12240" w:h="15840" w:orient="portrait"/>
       <w:pgMar w:top="1440" w:right="1440" w:bottom="1440" w:left="1440" w:header="720" w:footer="720" w:gutter="0"/>
       <w:cols w:space="720"/>
       <w:docGrid w:linePitch="360"/>
@@ -900,6 +1568,628 @@
 
 <file path=word/numbering.xml><?xml version="1.0" encoding="utf-8"?>
 <w:numbering xmlns:wpc="http://schemas.microsoft.com/office/word/2010/wordprocessingCanvas" xmlns:cx="http://schemas.microsoft.com/office/drawing/2014/chartex" xmlns:cx1="http://schemas.microsoft.com/office/drawing/2015/9/8/chartex" xmlns:cx2="http://schemas.microsoft.com/office/drawing/2015/10/21/chartex" xmlns:cx3="http://schemas.microsoft.com/office/drawing/2016/5/9/chartex" xmlns:cx4="http://schemas.microsoft.com/office/drawing/2016/5/10/chartex" xmlns:cx5="http://schemas.microsoft.com/office/drawing/2016/5/11/chartex" xmlns:mc="http://schemas.openxmlformats.org/markup-compatibility/2006" xmlns:o="urn:schemas-microsoft-com:office:office" xmlns:r="http://schemas.openxmlformats.org/officeDocument/2006/relationships" xmlns:m="http://schemas.openxmlformats.org/officeDocument/2006/math" xmlns:v="urn:schemas-microsoft-com:vml" xmlns:wp14="http://schemas.microsoft.com/office/word/2010/wordprocessingDrawing" xmlns:wp="http://schemas.openxmlformats.org/drawingml/2006/wordprocessingDrawing" xmlns:w10="urn:schemas-microsoft-com:office:word" xmlns:w="http://schemas.openxmlformats.org/wordprocessingml/2006/main" xmlns:w14="http://schemas.microsoft.com/office/word/2010/wordml" xmlns:w15="http://schemas.microsoft.com/office/word/2012/wordml" xmlns:w16se="http://schemas.microsoft.com/office/word/2015/wordml/symex" xmlns:wpg="http://schemas.microsoft.com/office/word/2010/wordprocessingGroup" xmlns:wpi="http://schemas.microsoft.com/office/word/2010/wordprocessingInk" xmlns:wne="http://schemas.microsoft.com/office/word/2006/wordml" xmlns:wps="http://schemas.microsoft.com/office/word/2010/wordprocessingShape" mc:Ignorable="w14 w15 w16se wp14">
+  <w:abstractNum xmlns:w="http://schemas.openxmlformats.org/wordprocessingml/2006/main" w:abstractNumId="13">
+    <w:nsid w:val="67c7f44b"/>
+    <w:multiLevelType xmlns:w="http://schemas.openxmlformats.org/wordprocessingml/2006/main" w:val="multilevel"/>
+    <w:lvl xmlns:w="http://schemas.openxmlformats.org/wordprocessingml/2006/main" w:ilvl="0">
+      <w:start w:val="1"/>
+      <w:numFmt w:val="decimal"/>
+      <w:lvlText w:val="%1)"/>
+      <w:lvlJc w:val="left"/>
+      <w:pPr>
+        <w:ind w:left="720" w:hanging="360"/>
+      </w:pPr>
+    </w:lvl>
+    <w:lvl xmlns:w="http://schemas.openxmlformats.org/wordprocessingml/2006/main" w:ilvl="1">
+      <w:start w:val="1"/>
+      <w:numFmt w:val="lowerLetter"/>
+      <w:lvlText w:val="%2)"/>
+      <w:lvlJc w:val="left"/>
+      <w:pPr>
+        <w:ind w:left="1440" w:hanging="360"/>
+      </w:pPr>
+    </w:lvl>
+    <w:lvl xmlns:w="http://schemas.openxmlformats.org/wordprocessingml/2006/main" w:ilvl="2">
+      <w:start w:val="1"/>
+      <w:numFmt w:val="lowerRoman"/>
+      <w:lvlText w:val="%3)"/>
+      <w:lvlJc w:val="right"/>
+      <w:pPr>
+        <w:ind w:left="2160" w:hanging="180"/>
+      </w:pPr>
+    </w:lvl>
+    <w:lvl xmlns:w="http://schemas.openxmlformats.org/wordprocessingml/2006/main" w:ilvl="3">
+      <w:start w:val="1"/>
+      <w:numFmt w:val="decimal"/>
+      <w:lvlText w:val="(%4)"/>
+      <w:lvlJc w:val="left"/>
+      <w:pPr>
+        <w:ind w:left="2880" w:hanging="360"/>
+      </w:pPr>
+    </w:lvl>
+    <w:lvl xmlns:w="http://schemas.openxmlformats.org/wordprocessingml/2006/main" w:ilvl="4">
+      <w:start w:val="1"/>
+      <w:numFmt w:val="lowerLetter"/>
+      <w:lvlText w:val="(%5)"/>
+      <w:lvlJc w:val="left"/>
+      <w:pPr>
+        <w:ind w:left="3600" w:hanging="360"/>
+      </w:pPr>
+    </w:lvl>
+    <w:lvl xmlns:w="http://schemas.openxmlformats.org/wordprocessingml/2006/main" w:ilvl="5">
+      <w:start w:val="1"/>
+      <w:numFmt w:val="lowerRoman"/>
+      <w:lvlText w:val="(%6)"/>
+      <w:lvlJc w:val="right"/>
+      <w:pPr>
+        <w:ind w:left="4320" w:hanging="180"/>
+      </w:pPr>
+    </w:lvl>
+    <w:lvl xmlns:w="http://schemas.openxmlformats.org/wordprocessingml/2006/main" w:ilvl="6">
+      <w:start w:val="1"/>
+      <w:numFmt w:val="decimal"/>
+      <w:lvlText w:val="%7."/>
+      <w:lvlJc w:val="left"/>
+      <w:pPr>
+        <w:ind w:left="5040" w:hanging="360"/>
+      </w:pPr>
+    </w:lvl>
+    <w:lvl xmlns:w="http://schemas.openxmlformats.org/wordprocessingml/2006/main" w:ilvl="7">
+      <w:start w:val="1"/>
+      <w:numFmt w:val="lowerLetter"/>
+      <w:lvlText w:val="%8."/>
+      <w:lvlJc w:val="left"/>
+      <w:pPr>
+        <w:ind w:left="5760" w:hanging="360"/>
+      </w:pPr>
+    </w:lvl>
+    <w:lvl xmlns:w="http://schemas.openxmlformats.org/wordprocessingml/2006/main" w:ilvl="8">
+      <w:start w:val="1"/>
+      <w:numFmt w:val="lowerRoman"/>
+      <w:lvlText w:val="%9."/>
+      <w:lvlJc w:val="right"/>
+      <w:pPr>
+        <w:ind w:left="6480" w:hanging="180"/>
+      </w:pPr>
+    </w:lvl>
+  </w:abstractNum>
+  <w:abstractNum xmlns:w="http://schemas.openxmlformats.org/wordprocessingml/2006/main" w:abstractNumId="12">
+    <w:nsid w:val="5178a42a"/>
+    <w:multiLevelType xmlns:w="http://schemas.openxmlformats.org/wordprocessingml/2006/main" w:val="multilevel"/>
+    <w:lvl xmlns:w="http://schemas.openxmlformats.org/wordprocessingml/2006/main" w:ilvl="0">
+      <w:start w:val="1"/>
+      <w:numFmt w:val="decimal"/>
+      <w:lvlText w:val="%1)"/>
+      <w:lvlJc w:val="left"/>
+      <w:pPr>
+        <w:ind w:left="720" w:hanging="360"/>
+      </w:pPr>
+    </w:lvl>
+    <w:lvl xmlns:w="http://schemas.openxmlformats.org/wordprocessingml/2006/main" w:ilvl="1">
+      <w:start w:val="1"/>
+      <w:numFmt w:val="lowerLetter"/>
+      <w:lvlText w:val="%2)"/>
+      <w:lvlJc w:val="left"/>
+      <w:pPr>
+        <w:ind w:left="1440" w:hanging="360"/>
+      </w:pPr>
+    </w:lvl>
+    <w:lvl xmlns:w="http://schemas.openxmlformats.org/wordprocessingml/2006/main" w:ilvl="2">
+      <w:start w:val="1"/>
+      <w:numFmt w:val="lowerRoman"/>
+      <w:lvlText w:val="%3)"/>
+      <w:lvlJc w:val="right"/>
+      <w:pPr>
+        <w:ind w:left="2160" w:hanging="180"/>
+      </w:pPr>
+    </w:lvl>
+    <w:lvl xmlns:w="http://schemas.openxmlformats.org/wordprocessingml/2006/main" w:ilvl="3">
+      <w:start w:val="1"/>
+      <w:numFmt w:val="decimal"/>
+      <w:lvlText w:val="(%4)"/>
+      <w:lvlJc w:val="left"/>
+      <w:pPr>
+        <w:ind w:left="2880" w:hanging="360"/>
+      </w:pPr>
+    </w:lvl>
+    <w:lvl xmlns:w="http://schemas.openxmlformats.org/wordprocessingml/2006/main" w:ilvl="4">
+      <w:start w:val="1"/>
+      <w:numFmt w:val="lowerLetter"/>
+      <w:lvlText w:val="(%5)"/>
+      <w:lvlJc w:val="left"/>
+      <w:pPr>
+        <w:ind w:left="3600" w:hanging="360"/>
+      </w:pPr>
+    </w:lvl>
+    <w:lvl xmlns:w="http://schemas.openxmlformats.org/wordprocessingml/2006/main" w:ilvl="5">
+      <w:start w:val="1"/>
+      <w:numFmt w:val="lowerRoman"/>
+      <w:lvlText w:val="(%6)"/>
+      <w:lvlJc w:val="right"/>
+      <w:pPr>
+        <w:ind w:left="4320" w:hanging="180"/>
+      </w:pPr>
+    </w:lvl>
+    <w:lvl xmlns:w="http://schemas.openxmlformats.org/wordprocessingml/2006/main" w:ilvl="6">
+      <w:start w:val="1"/>
+      <w:numFmt w:val="decimal"/>
+      <w:lvlText w:val="%7."/>
+      <w:lvlJc w:val="left"/>
+      <w:pPr>
+        <w:ind w:left="5040" w:hanging="360"/>
+      </w:pPr>
+    </w:lvl>
+    <w:lvl xmlns:w="http://schemas.openxmlformats.org/wordprocessingml/2006/main" w:ilvl="7">
+      <w:start w:val="1"/>
+      <w:numFmt w:val="lowerLetter"/>
+      <w:lvlText w:val="%8."/>
+      <w:lvlJc w:val="left"/>
+      <w:pPr>
+        <w:ind w:left="5760" w:hanging="360"/>
+      </w:pPr>
+    </w:lvl>
+    <w:lvl xmlns:w="http://schemas.openxmlformats.org/wordprocessingml/2006/main" w:ilvl="8">
+      <w:start w:val="1"/>
+      <w:numFmt w:val="lowerRoman"/>
+      <w:lvlText w:val="%9."/>
+      <w:lvlJc w:val="right"/>
+      <w:pPr>
+        <w:ind w:left="6480" w:hanging="180"/>
+      </w:pPr>
+    </w:lvl>
+  </w:abstractNum>
+  <w:abstractNum xmlns:w="http://schemas.openxmlformats.org/wordprocessingml/2006/main" w:abstractNumId="11">
+    <w:nsid w:val="3f5c9d10"/>
+    <w:multiLevelType xmlns:w="http://schemas.openxmlformats.org/wordprocessingml/2006/main" w:val="multilevel"/>
+    <w:lvl xmlns:w="http://schemas.openxmlformats.org/wordprocessingml/2006/main" w:ilvl="0">
+      <w:start w:val="1"/>
+      <w:numFmt w:val="decimal"/>
+      <w:lvlText w:val="%1)"/>
+      <w:lvlJc w:val="left"/>
+      <w:pPr>
+        <w:ind w:left="720" w:hanging="360"/>
+      </w:pPr>
+    </w:lvl>
+    <w:lvl xmlns:w="http://schemas.openxmlformats.org/wordprocessingml/2006/main" w:ilvl="1">
+      <w:start w:val="1"/>
+      <w:numFmt w:val="lowerLetter"/>
+      <w:lvlText w:val="%2)"/>
+      <w:lvlJc w:val="left"/>
+      <w:pPr>
+        <w:ind w:left="1440" w:hanging="360"/>
+      </w:pPr>
+    </w:lvl>
+    <w:lvl xmlns:w="http://schemas.openxmlformats.org/wordprocessingml/2006/main" w:ilvl="2">
+      <w:start w:val="1"/>
+      <w:numFmt w:val="lowerRoman"/>
+      <w:lvlText w:val="%3)"/>
+      <w:lvlJc w:val="right"/>
+      <w:pPr>
+        <w:ind w:left="2160" w:hanging="180"/>
+      </w:pPr>
+    </w:lvl>
+    <w:lvl xmlns:w="http://schemas.openxmlformats.org/wordprocessingml/2006/main" w:ilvl="3">
+      <w:start w:val="1"/>
+      <w:numFmt w:val="decimal"/>
+      <w:lvlText w:val="(%4)"/>
+      <w:lvlJc w:val="left"/>
+      <w:pPr>
+        <w:ind w:left="2880" w:hanging="360"/>
+      </w:pPr>
+    </w:lvl>
+    <w:lvl xmlns:w="http://schemas.openxmlformats.org/wordprocessingml/2006/main" w:ilvl="4">
+      <w:start w:val="1"/>
+      <w:numFmt w:val="lowerLetter"/>
+      <w:lvlText w:val="(%5)"/>
+      <w:lvlJc w:val="left"/>
+      <w:pPr>
+        <w:ind w:left="3600" w:hanging="360"/>
+      </w:pPr>
+    </w:lvl>
+    <w:lvl xmlns:w="http://schemas.openxmlformats.org/wordprocessingml/2006/main" w:ilvl="5">
+      <w:start w:val="1"/>
+      <w:numFmt w:val="lowerRoman"/>
+      <w:lvlText w:val="(%6)"/>
+      <w:lvlJc w:val="right"/>
+      <w:pPr>
+        <w:ind w:left="4320" w:hanging="180"/>
+      </w:pPr>
+    </w:lvl>
+    <w:lvl xmlns:w="http://schemas.openxmlformats.org/wordprocessingml/2006/main" w:ilvl="6">
+      <w:start w:val="1"/>
+      <w:numFmt w:val="decimal"/>
+      <w:lvlText w:val="%7."/>
+      <w:lvlJc w:val="left"/>
+      <w:pPr>
+        <w:ind w:left="5040" w:hanging="360"/>
+      </w:pPr>
+    </w:lvl>
+    <w:lvl xmlns:w="http://schemas.openxmlformats.org/wordprocessingml/2006/main" w:ilvl="7">
+      <w:start w:val="1"/>
+      <w:numFmt w:val="lowerLetter"/>
+      <w:lvlText w:val="%8."/>
+      <w:lvlJc w:val="left"/>
+      <w:pPr>
+        <w:ind w:left="5760" w:hanging="360"/>
+      </w:pPr>
+    </w:lvl>
+    <w:lvl xmlns:w="http://schemas.openxmlformats.org/wordprocessingml/2006/main" w:ilvl="8">
+      <w:start w:val="1"/>
+      <w:numFmt w:val="lowerRoman"/>
+      <w:lvlText w:val="%9."/>
+      <w:lvlJc w:val="right"/>
+      <w:pPr>
+        <w:ind w:left="6480" w:hanging="180"/>
+      </w:pPr>
+    </w:lvl>
+  </w:abstractNum>
+  <w:abstractNum xmlns:w="http://schemas.openxmlformats.org/wordprocessingml/2006/main" w:abstractNumId="10">
+    <w:nsid w:val="626e3c17"/>
+    <w:multiLevelType xmlns:w="http://schemas.openxmlformats.org/wordprocessingml/2006/main" w:val="multilevel"/>
+    <w:lvl xmlns:w="http://schemas.openxmlformats.org/wordprocessingml/2006/main" w:ilvl="0">
+      <w:start w:val="1"/>
+      <w:numFmt w:val="decimal"/>
+      <w:lvlText w:val="%1)"/>
+      <w:lvlJc w:val="left"/>
+      <w:pPr>
+        <w:ind w:left="720" w:hanging="360"/>
+      </w:pPr>
+    </w:lvl>
+    <w:lvl xmlns:w="http://schemas.openxmlformats.org/wordprocessingml/2006/main" w:ilvl="1">
+      <w:start w:val="1"/>
+      <w:numFmt w:val="lowerLetter"/>
+      <w:lvlText w:val="%2)"/>
+      <w:lvlJc w:val="left"/>
+      <w:pPr>
+        <w:ind w:left="1440" w:hanging="360"/>
+      </w:pPr>
+    </w:lvl>
+    <w:lvl xmlns:w="http://schemas.openxmlformats.org/wordprocessingml/2006/main" w:ilvl="2">
+      <w:start w:val="1"/>
+      <w:numFmt w:val="lowerRoman"/>
+      <w:lvlText w:val="%3)"/>
+      <w:lvlJc w:val="right"/>
+      <w:pPr>
+        <w:ind w:left="2160" w:hanging="180"/>
+      </w:pPr>
+    </w:lvl>
+    <w:lvl xmlns:w="http://schemas.openxmlformats.org/wordprocessingml/2006/main" w:ilvl="3">
+      <w:start w:val="1"/>
+      <w:numFmt w:val="decimal"/>
+      <w:lvlText w:val="(%4)"/>
+      <w:lvlJc w:val="left"/>
+      <w:pPr>
+        <w:ind w:left="2880" w:hanging="360"/>
+      </w:pPr>
+    </w:lvl>
+    <w:lvl xmlns:w="http://schemas.openxmlformats.org/wordprocessingml/2006/main" w:ilvl="4">
+      <w:start w:val="1"/>
+      <w:numFmt w:val="lowerLetter"/>
+      <w:lvlText w:val="(%5)"/>
+      <w:lvlJc w:val="left"/>
+      <w:pPr>
+        <w:ind w:left="3600" w:hanging="360"/>
+      </w:pPr>
+    </w:lvl>
+    <w:lvl xmlns:w="http://schemas.openxmlformats.org/wordprocessingml/2006/main" w:ilvl="5">
+      <w:start w:val="1"/>
+      <w:numFmt w:val="lowerRoman"/>
+      <w:lvlText w:val="(%6)"/>
+      <w:lvlJc w:val="right"/>
+      <w:pPr>
+        <w:ind w:left="4320" w:hanging="180"/>
+      </w:pPr>
+    </w:lvl>
+    <w:lvl xmlns:w="http://schemas.openxmlformats.org/wordprocessingml/2006/main" w:ilvl="6">
+      <w:start w:val="1"/>
+      <w:numFmt w:val="decimal"/>
+      <w:lvlText w:val="%7."/>
+      <w:lvlJc w:val="left"/>
+      <w:pPr>
+        <w:ind w:left="5040" w:hanging="360"/>
+      </w:pPr>
+    </w:lvl>
+    <w:lvl xmlns:w="http://schemas.openxmlformats.org/wordprocessingml/2006/main" w:ilvl="7">
+      <w:start w:val="1"/>
+      <w:numFmt w:val="lowerLetter"/>
+      <w:lvlText w:val="%8."/>
+      <w:lvlJc w:val="left"/>
+      <w:pPr>
+        <w:ind w:left="5760" w:hanging="360"/>
+      </w:pPr>
+    </w:lvl>
+    <w:lvl xmlns:w="http://schemas.openxmlformats.org/wordprocessingml/2006/main" w:ilvl="8">
+      <w:start w:val="1"/>
+      <w:numFmt w:val="lowerRoman"/>
+      <w:lvlText w:val="%9."/>
+      <w:lvlJc w:val="right"/>
+      <w:pPr>
+        <w:ind w:left="6480" w:hanging="180"/>
+      </w:pPr>
+    </w:lvl>
+  </w:abstractNum>
+  <w:abstractNum xmlns:w="http://schemas.openxmlformats.org/wordprocessingml/2006/main" w:abstractNumId="9">
+    <w:nsid w:val="56697c0d"/>
+    <w:multiLevelType xmlns:w="http://schemas.openxmlformats.org/wordprocessingml/2006/main" w:val="multilevel"/>
+    <w:lvl xmlns:w="http://schemas.openxmlformats.org/wordprocessingml/2006/main" w:ilvl="0">
+      <w:start w:val="1"/>
+      <w:numFmt w:val="decimal"/>
+      <w:lvlText w:val="%1)"/>
+      <w:lvlJc w:val="left"/>
+      <w:pPr>
+        <w:ind w:left="720" w:hanging="360"/>
+      </w:pPr>
+    </w:lvl>
+    <w:lvl xmlns:w="http://schemas.openxmlformats.org/wordprocessingml/2006/main" w:ilvl="1">
+      <w:start w:val="1"/>
+      <w:numFmt w:val="lowerLetter"/>
+      <w:lvlText w:val="%2)"/>
+      <w:lvlJc w:val="left"/>
+      <w:pPr>
+        <w:ind w:left="1440" w:hanging="360"/>
+      </w:pPr>
+    </w:lvl>
+    <w:lvl xmlns:w="http://schemas.openxmlformats.org/wordprocessingml/2006/main" w:ilvl="2">
+      <w:start w:val="1"/>
+      <w:numFmt w:val="lowerRoman"/>
+      <w:lvlText w:val="%3)"/>
+      <w:lvlJc w:val="right"/>
+      <w:pPr>
+        <w:ind w:left="2160" w:hanging="180"/>
+      </w:pPr>
+    </w:lvl>
+    <w:lvl xmlns:w="http://schemas.openxmlformats.org/wordprocessingml/2006/main" w:ilvl="3">
+      <w:start w:val="1"/>
+      <w:numFmt w:val="decimal"/>
+      <w:lvlText w:val="(%4)"/>
+      <w:lvlJc w:val="left"/>
+      <w:pPr>
+        <w:ind w:left="2880" w:hanging="360"/>
+      </w:pPr>
+    </w:lvl>
+    <w:lvl xmlns:w="http://schemas.openxmlformats.org/wordprocessingml/2006/main" w:ilvl="4">
+      <w:start w:val="1"/>
+      <w:numFmt w:val="lowerLetter"/>
+      <w:lvlText w:val="(%5)"/>
+      <w:lvlJc w:val="left"/>
+      <w:pPr>
+        <w:ind w:left="3600" w:hanging="360"/>
+      </w:pPr>
+    </w:lvl>
+    <w:lvl xmlns:w="http://schemas.openxmlformats.org/wordprocessingml/2006/main" w:ilvl="5">
+      <w:start w:val="1"/>
+      <w:numFmt w:val="lowerRoman"/>
+      <w:lvlText w:val="(%6)"/>
+      <w:lvlJc w:val="right"/>
+      <w:pPr>
+        <w:ind w:left="4320" w:hanging="180"/>
+      </w:pPr>
+    </w:lvl>
+    <w:lvl xmlns:w="http://schemas.openxmlformats.org/wordprocessingml/2006/main" w:ilvl="6">
+      <w:start w:val="1"/>
+      <w:numFmt w:val="decimal"/>
+      <w:lvlText w:val="%7."/>
+      <w:lvlJc w:val="left"/>
+      <w:pPr>
+        <w:ind w:left="5040" w:hanging="360"/>
+      </w:pPr>
+    </w:lvl>
+    <w:lvl xmlns:w="http://schemas.openxmlformats.org/wordprocessingml/2006/main" w:ilvl="7">
+      <w:start w:val="1"/>
+      <w:numFmt w:val="lowerLetter"/>
+      <w:lvlText w:val="%8."/>
+      <w:lvlJc w:val="left"/>
+      <w:pPr>
+        <w:ind w:left="5760" w:hanging="360"/>
+      </w:pPr>
+    </w:lvl>
+    <w:lvl xmlns:w="http://schemas.openxmlformats.org/wordprocessingml/2006/main" w:ilvl="8">
+      <w:start w:val="1"/>
+      <w:numFmt w:val="lowerRoman"/>
+      <w:lvlText w:val="%9."/>
+      <w:lvlJc w:val="right"/>
+      <w:pPr>
+        <w:ind w:left="6480" w:hanging="180"/>
+      </w:pPr>
+    </w:lvl>
+  </w:abstractNum>
+  <w:abstractNum xmlns:w="http://schemas.openxmlformats.org/wordprocessingml/2006/main" w:abstractNumId="8">
+    <w:nsid w:val="3f57514f"/>
+    <w:multiLevelType xmlns:w="http://schemas.openxmlformats.org/wordprocessingml/2006/main" w:val="multilevel"/>
+    <w:lvl xmlns:w="http://schemas.openxmlformats.org/wordprocessingml/2006/main" w:ilvl="0">
+      <w:start w:val="1"/>
+      <w:numFmt w:val="decimal"/>
+      <w:lvlText w:val="%1)"/>
+      <w:lvlJc w:val="left"/>
+      <w:pPr>
+        <w:ind w:left="720" w:hanging="360"/>
+      </w:pPr>
+    </w:lvl>
+    <w:lvl xmlns:w="http://schemas.openxmlformats.org/wordprocessingml/2006/main" w:ilvl="1">
+      <w:start w:val="1"/>
+      <w:numFmt w:val="lowerLetter"/>
+      <w:lvlText w:val="%2)"/>
+      <w:lvlJc w:val="left"/>
+      <w:pPr>
+        <w:ind w:left="1440" w:hanging="360"/>
+      </w:pPr>
+    </w:lvl>
+    <w:lvl xmlns:w="http://schemas.openxmlformats.org/wordprocessingml/2006/main" w:ilvl="2">
+      <w:start w:val="1"/>
+      <w:numFmt w:val="lowerRoman"/>
+      <w:lvlText w:val="%3)"/>
+      <w:lvlJc w:val="right"/>
+      <w:pPr>
+        <w:ind w:left="2160" w:hanging="180"/>
+      </w:pPr>
+    </w:lvl>
+    <w:lvl xmlns:w="http://schemas.openxmlformats.org/wordprocessingml/2006/main" w:ilvl="3">
+      <w:start w:val="1"/>
+      <w:numFmt w:val="decimal"/>
+      <w:lvlText w:val="(%4)"/>
+      <w:lvlJc w:val="left"/>
+      <w:pPr>
+        <w:ind w:left="2880" w:hanging="360"/>
+      </w:pPr>
+    </w:lvl>
+    <w:lvl xmlns:w="http://schemas.openxmlformats.org/wordprocessingml/2006/main" w:ilvl="4">
+      <w:start w:val="1"/>
+      <w:numFmt w:val="lowerLetter"/>
+      <w:lvlText w:val="(%5)"/>
+      <w:lvlJc w:val="left"/>
+      <w:pPr>
+        <w:ind w:left="3600" w:hanging="360"/>
+      </w:pPr>
+    </w:lvl>
+    <w:lvl xmlns:w="http://schemas.openxmlformats.org/wordprocessingml/2006/main" w:ilvl="5">
+      <w:start w:val="1"/>
+      <w:numFmt w:val="lowerRoman"/>
+      <w:lvlText w:val="(%6)"/>
+      <w:lvlJc w:val="right"/>
+      <w:pPr>
+        <w:ind w:left="4320" w:hanging="180"/>
+      </w:pPr>
+    </w:lvl>
+    <w:lvl xmlns:w="http://schemas.openxmlformats.org/wordprocessingml/2006/main" w:ilvl="6">
+      <w:start w:val="1"/>
+      <w:numFmt w:val="decimal"/>
+      <w:lvlText w:val="%7."/>
+      <w:lvlJc w:val="left"/>
+      <w:pPr>
+        <w:ind w:left="5040" w:hanging="360"/>
+      </w:pPr>
+    </w:lvl>
+    <w:lvl xmlns:w="http://schemas.openxmlformats.org/wordprocessingml/2006/main" w:ilvl="7">
+      <w:start w:val="1"/>
+      <w:numFmt w:val="lowerLetter"/>
+      <w:lvlText w:val="%8."/>
+      <w:lvlJc w:val="left"/>
+      <w:pPr>
+        <w:ind w:left="5760" w:hanging="360"/>
+      </w:pPr>
+    </w:lvl>
+    <w:lvl xmlns:w="http://schemas.openxmlformats.org/wordprocessingml/2006/main" w:ilvl="8">
+      <w:start w:val="1"/>
+      <w:numFmt w:val="lowerRoman"/>
+      <w:lvlText w:val="%9."/>
+      <w:lvlJc w:val="right"/>
+      <w:pPr>
+        <w:ind w:left="6480" w:hanging="180"/>
+      </w:pPr>
+    </w:lvl>
+  </w:abstractNum>
+  <w:abstractNum xmlns:w="http://schemas.openxmlformats.org/wordprocessingml/2006/main" w:abstractNumId="7">
+    <w:nsid w:val="5a4cee1c"/>
+    <w:multiLevelType xmlns:w="http://schemas.openxmlformats.org/wordprocessingml/2006/main" w:val="hybridMultilevel"/>
+    <w:lvl xmlns:w="http://schemas.openxmlformats.org/wordprocessingml/2006/main" w:ilvl="0">
+      <w:start w:val="1"/>
+      <w:numFmt w:val="bullet"/>
+      <w:lvlText w:val=""/>
+      <w:lvlJc w:val="left"/>
+      <w:pPr>
+        <w:ind w:left="720" w:hanging="360"/>
+      </w:pPr>
+      <w:rPr>
+        <w:rFonts w:hint="default" w:ascii="Symbol" w:hAnsi="Symbol"/>
+      </w:rPr>
+    </w:lvl>
+    <w:lvl xmlns:w="http://schemas.openxmlformats.org/wordprocessingml/2006/main" w:ilvl="1">
+      <w:start w:val="1"/>
+      <w:numFmt w:val="bullet"/>
+      <w:lvlText w:val="o"/>
+      <w:lvlJc w:val="left"/>
+      <w:pPr>
+        <w:ind w:left="1440" w:hanging="360"/>
+      </w:pPr>
+      <w:rPr>
+        <w:rFonts w:hint="default" w:ascii="Courier New" w:hAnsi="Courier New"/>
+      </w:rPr>
+    </w:lvl>
+    <w:lvl xmlns:w="http://schemas.openxmlformats.org/wordprocessingml/2006/main" w:ilvl="2">
+      <w:start w:val="1"/>
+      <w:numFmt w:val="bullet"/>
+      <w:lvlText w:val=""/>
+      <w:lvlJc w:val="left"/>
+      <w:pPr>
+        <w:ind w:left="2160" w:hanging="360"/>
+      </w:pPr>
+      <w:rPr>
+        <w:rFonts w:hint="default" w:ascii="Wingdings" w:hAnsi="Wingdings"/>
+      </w:rPr>
+    </w:lvl>
+    <w:lvl xmlns:w="http://schemas.openxmlformats.org/wordprocessingml/2006/main" w:ilvl="3">
+      <w:start w:val="1"/>
+      <w:numFmt w:val="bullet"/>
+      <w:lvlText w:val=""/>
+      <w:lvlJc w:val="left"/>
+      <w:pPr>
+        <w:ind w:left="2880" w:hanging="360"/>
+      </w:pPr>
+      <w:rPr>
+        <w:rFonts w:hint="default" w:ascii="Symbol" w:hAnsi="Symbol"/>
+      </w:rPr>
+    </w:lvl>
+    <w:lvl xmlns:w="http://schemas.openxmlformats.org/wordprocessingml/2006/main" w:ilvl="4">
+      <w:start w:val="1"/>
+      <w:numFmt w:val="bullet"/>
+      <w:lvlText w:val="o"/>
+      <w:lvlJc w:val="left"/>
+      <w:pPr>
+        <w:ind w:left="3600" w:hanging="360"/>
+      </w:pPr>
+      <w:rPr>
+        <w:rFonts w:hint="default" w:ascii="Courier New" w:hAnsi="Courier New"/>
+      </w:rPr>
+    </w:lvl>
+    <w:lvl xmlns:w="http://schemas.openxmlformats.org/wordprocessingml/2006/main" w:ilvl="5">
+      <w:start w:val="1"/>
+      <w:numFmt w:val="bullet"/>
+      <w:lvlText w:val=""/>
+      <w:lvlJc w:val="left"/>
+      <w:pPr>
+        <w:ind w:left="4320" w:hanging="360"/>
+      </w:pPr>
+      <w:rPr>
+        <w:rFonts w:hint="default" w:ascii="Wingdings" w:hAnsi="Wingdings"/>
+      </w:rPr>
+    </w:lvl>
+    <w:lvl xmlns:w="http://schemas.openxmlformats.org/wordprocessingml/2006/main" w:ilvl="6">
+      <w:start w:val="1"/>
+      <w:numFmt w:val="bullet"/>
+      <w:lvlText w:val=""/>
+      <w:lvlJc w:val="left"/>
+      <w:pPr>
+        <w:ind w:left="5040" w:hanging="360"/>
+      </w:pPr>
+      <w:rPr>
+        <w:rFonts w:hint="default" w:ascii="Symbol" w:hAnsi="Symbol"/>
+      </w:rPr>
+    </w:lvl>
+    <w:lvl xmlns:w="http://schemas.openxmlformats.org/wordprocessingml/2006/main" w:ilvl="7">
+      <w:start w:val="1"/>
+      <w:numFmt w:val="bullet"/>
+      <w:lvlText w:val="o"/>
+      <w:lvlJc w:val="left"/>
+      <w:pPr>
+        <w:ind w:left="5760" w:hanging="360"/>
+      </w:pPr>
+      <w:rPr>
+        <w:rFonts w:hint="default" w:ascii="Courier New" w:hAnsi="Courier New"/>
+      </w:rPr>
+    </w:lvl>
+    <w:lvl xmlns:w="http://schemas.openxmlformats.org/wordprocessingml/2006/main" w:ilvl="8">
+      <w:start w:val="1"/>
+      <w:numFmt w:val="bullet"/>
+      <w:lvlText w:val=""/>
+      <w:lvlJc w:val="left"/>
+      <w:pPr>
+        <w:ind w:left="6480" w:hanging="360"/>
+      </w:pPr>
+      <w:rPr>
+        <w:rFonts w:hint="default" w:ascii="Wingdings" w:hAnsi="Wingdings"/>
+      </w:rPr>
+    </w:lvl>
+  </w:abstractNum>
   <w:abstractNum w:abstractNumId="0" w15:restartNumberingAfterBreak="0">
     <w:nsid w:val="1EEB4972"/>
     <w:multiLevelType w:val="hybridMultilevel"/>
@@ -913,7 +2203,7 @@
         <w:ind w:left="720" w:hanging="360"/>
       </w:pPr>
       <w:rPr>
-        <w:rFonts w:ascii="Symbol" w:hAnsi="Symbol" w:hint="default"/>
+        <w:rFonts w:hint="default" w:ascii="Symbol" w:hAnsi="Symbol"/>
       </w:rPr>
     </w:lvl>
     <w:lvl w:ilvl="1" w:tplc="04090003">
@@ -925,7 +2215,7 @@
         <w:ind w:left="1440" w:hanging="360"/>
       </w:pPr>
       <w:rPr>
-        <w:rFonts w:ascii="Courier New" w:hAnsi="Courier New" w:cs="Courier New" w:hint="default"/>
+        <w:rFonts w:hint="default" w:ascii="Courier New" w:hAnsi="Courier New" w:cs="Courier New"/>
       </w:rPr>
     </w:lvl>
     <w:lvl w:ilvl="2" w:tplc="04090005" w:tentative="1">
@@ -937,7 +2227,7 @@
         <w:ind w:left="2160" w:hanging="360"/>
       </w:pPr>
       <w:rPr>
-        <w:rFonts w:ascii="Wingdings" w:hAnsi="Wingdings" w:hint="default"/>
+        <w:rFonts w:hint="default" w:ascii="Wingdings" w:hAnsi="Wingdings"/>
       </w:rPr>
     </w:lvl>
     <w:lvl w:ilvl="3" w:tplc="04090001" w:tentative="1">
@@ -949,7 +2239,7 @@
         <w:ind w:left="2880" w:hanging="360"/>
       </w:pPr>
       <w:rPr>
-        <w:rFonts w:ascii="Symbol" w:hAnsi="Symbol" w:hint="default"/>
+        <w:rFonts w:hint="default" w:ascii="Symbol" w:hAnsi="Symbol"/>
       </w:rPr>
     </w:lvl>
     <w:lvl w:ilvl="4" w:tplc="04090003" w:tentative="1">
@@ -961,7 +2251,7 @@
         <w:ind w:left="3600" w:hanging="360"/>
       </w:pPr>
       <w:rPr>
-        <w:rFonts w:ascii="Courier New" w:hAnsi="Courier New" w:cs="Courier New" w:hint="default"/>
+        <w:rFonts w:hint="default" w:ascii="Courier New" w:hAnsi="Courier New" w:cs="Courier New"/>
       </w:rPr>
     </w:lvl>
     <w:lvl w:ilvl="5" w:tplc="04090005" w:tentative="1">
@@ -973,7 +2263,7 @@
         <w:ind w:left="4320" w:hanging="360"/>
       </w:pPr>
       <w:rPr>
-        <w:rFonts w:ascii="Wingdings" w:hAnsi="Wingdings" w:hint="default"/>
+        <w:rFonts w:hint="default" w:ascii="Wingdings" w:hAnsi="Wingdings"/>
       </w:rPr>
     </w:lvl>
     <w:lvl w:ilvl="6" w:tplc="04090001" w:tentative="1">
@@ -985,7 +2275,7 @@
         <w:ind w:left="5040" w:hanging="360"/>
       </w:pPr>
       <w:rPr>
-        <w:rFonts w:ascii="Symbol" w:hAnsi="Symbol" w:hint="default"/>
+        <w:rFonts w:hint="default" w:ascii="Symbol" w:hAnsi="Symbol"/>
       </w:rPr>
     </w:lvl>
     <w:lvl w:ilvl="7" w:tplc="04090003" w:tentative="1">
@@ -997,7 +2287,7 @@
         <w:ind w:left="5760" w:hanging="360"/>
       </w:pPr>
       <w:rPr>
-        <w:rFonts w:ascii="Courier New" w:hAnsi="Courier New" w:cs="Courier New" w:hint="default"/>
+        <w:rFonts w:hint="default" w:ascii="Courier New" w:hAnsi="Courier New" w:cs="Courier New"/>
       </w:rPr>
     </w:lvl>
     <w:lvl w:ilvl="8" w:tplc="04090005" w:tentative="1">
@@ -1009,7 +2299,7 @@
         <w:ind w:left="6480" w:hanging="360"/>
       </w:pPr>
       <w:rPr>
-        <w:rFonts w:ascii="Wingdings" w:hAnsi="Wingdings" w:hint="default"/>
+        <w:rFonts w:hint="default" w:ascii="Wingdings" w:hAnsi="Wingdings"/>
       </w:rPr>
     </w:lvl>
   </w:abstractNum>
@@ -1026,7 +2316,7 @@
         <w:ind w:left="720" w:hanging="360"/>
       </w:pPr>
       <w:rPr>
-        <w:rFonts w:ascii="Symbol" w:hAnsi="Symbol" w:hint="default"/>
+        <w:rFonts w:hint="default" w:ascii="Symbol" w:hAnsi="Symbol"/>
       </w:rPr>
     </w:lvl>
     <w:lvl w:ilvl="1" w:tplc="04090003">
@@ -1038,7 +2328,7 @@
         <w:ind w:left="1440" w:hanging="360"/>
       </w:pPr>
       <w:rPr>
-        <w:rFonts w:ascii="Courier New" w:hAnsi="Courier New" w:cs="Courier New" w:hint="default"/>
+        <w:rFonts w:hint="default" w:ascii="Courier New" w:hAnsi="Courier New" w:cs="Courier New"/>
       </w:rPr>
     </w:lvl>
     <w:lvl w:ilvl="2" w:tplc="04090005" w:tentative="1">
@@ -1050,7 +2340,7 @@
         <w:ind w:left="2160" w:hanging="360"/>
       </w:pPr>
       <w:rPr>
-        <w:rFonts w:ascii="Wingdings" w:hAnsi="Wingdings" w:hint="default"/>
+        <w:rFonts w:hint="default" w:ascii="Wingdings" w:hAnsi="Wingdings"/>
       </w:rPr>
     </w:lvl>
     <w:lvl w:ilvl="3" w:tplc="04090001" w:tentative="1">
@@ -1062,7 +2352,7 @@
         <w:ind w:left="2880" w:hanging="360"/>
       </w:pPr>
       <w:rPr>
-        <w:rFonts w:ascii="Symbol" w:hAnsi="Symbol" w:hint="default"/>
+        <w:rFonts w:hint="default" w:ascii="Symbol" w:hAnsi="Symbol"/>
       </w:rPr>
     </w:lvl>
     <w:lvl w:ilvl="4" w:tplc="04090003" w:tentative="1">
@@ -1074,7 +2364,7 @@
         <w:ind w:left="3600" w:hanging="360"/>
       </w:pPr>
       <w:rPr>
-        <w:rFonts w:ascii="Courier New" w:hAnsi="Courier New" w:cs="Courier New" w:hint="default"/>
+        <w:rFonts w:hint="default" w:ascii="Courier New" w:hAnsi="Courier New" w:cs="Courier New"/>
       </w:rPr>
     </w:lvl>
     <w:lvl w:ilvl="5" w:tplc="04090005" w:tentative="1">
@@ -1086,7 +2376,7 @@
         <w:ind w:left="4320" w:hanging="360"/>
       </w:pPr>
       <w:rPr>
-        <w:rFonts w:ascii="Wingdings" w:hAnsi="Wingdings" w:hint="default"/>
+        <w:rFonts w:hint="default" w:ascii="Wingdings" w:hAnsi="Wingdings"/>
       </w:rPr>
     </w:lvl>
     <w:lvl w:ilvl="6" w:tplc="04090001" w:tentative="1">
@@ -1098,7 +2388,7 @@
         <w:ind w:left="5040" w:hanging="360"/>
       </w:pPr>
       <w:rPr>
-        <w:rFonts w:ascii="Symbol" w:hAnsi="Symbol" w:hint="default"/>
+        <w:rFonts w:hint="default" w:ascii="Symbol" w:hAnsi="Symbol"/>
       </w:rPr>
     </w:lvl>
     <w:lvl w:ilvl="7" w:tplc="04090003" w:tentative="1">
@@ -1110,7 +2400,7 @@
         <w:ind w:left="5760" w:hanging="360"/>
       </w:pPr>
       <w:rPr>
-        <w:rFonts w:ascii="Courier New" w:hAnsi="Courier New" w:cs="Courier New" w:hint="default"/>
+        <w:rFonts w:hint="default" w:ascii="Courier New" w:hAnsi="Courier New" w:cs="Courier New"/>
       </w:rPr>
     </w:lvl>
     <w:lvl w:ilvl="8" w:tplc="04090005" w:tentative="1">
@@ -1122,7 +2412,7 @@
         <w:ind w:left="6480" w:hanging="360"/>
       </w:pPr>
       <w:rPr>
-        <w:rFonts w:ascii="Wingdings" w:hAnsi="Wingdings" w:hint="default"/>
+        <w:rFonts w:hint="default" w:ascii="Wingdings" w:hAnsi="Wingdings"/>
       </w:rPr>
     </w:lvl>
   </w:abstractNum>
@@ -1139,7 +2429,7 @@
         <w:ind w:left="360" w:hanging="360"/>
       </w:pPr>
       <w:rPr>
-        <w:rFonts w:ascii="Courier New" w:hAnsi="Courier New" w:cs="Courier New" w:hint="default"/>
+        <w:rFonts w:hint="default" w:ascii="Courier New" w:hAnsi="Courier New" w:cs="Courier New"/>
       </w:rPr>
     </w:lvl>
     <w:lvl w:ilvl="1" w:tplc="04090003" w:tentative="1">
@@ -1151,7 +2441,7 @@
         <w:ind w:left="1080" w:hanging="360"/>
       </w:pPr>
       <w:rPr>
-        <w:rFonts w:ascii="Courier New" w:hAnsi="Courier New" w:cs="Courier New" w:hint="default"/>
+        <w:rFonts w:hint="default" w:ascii="Courier New" w:hAnsi="Courier New" w:cs="Courier New"/>
       </w:rPr>
     </w:lvl>
     <w:lvl w:ilvl="2" w:tplc="04090005" w:tentative="1">
@@ -1163,7 +2453,7 @@
         <w:ind w:left="1800" w:hanging="360"/>
       </w:pPr>
       <w:rPr>
-        <w:rFonts w:ascii="Wingdings" w:hAnsi="Wingdings" w:hint="default"/>
+        <w:rFonts w:hint="default" w:ascii="Wingdings" w:hAnsi="Wingdings"/>
       </w:rPr>
     </w:lvl>
     <w:lvl w:ilvl="3" w:tplc="04090001" w:tentative="1">
@@ -1175,7 +2465,7 @@
         <w:ind w:left="2520" w:hanging="360"/>
       </w:pPr>
       <w:rPr>
-        <w:rFonts w:ascii="Symbol" w:hAnsi="Symbol" w:hint="default"/>
+        <w:rFonts w:hint="default" w:ascii="Symbol" w:hAnsi="Symbol"/>
       </w:rPr>
     </w:lvl>
     <w:lvl w:ilvl="4" w:tplc="04090003" w:tentative="1">
@@ -1187,7 +2477,7 @@
         <w:ind w:left="3240" w:hanging="360"/>
       </w:pPr>
       <w:rPr>
-        <w:rFonts w:ascii="Courier New" w:hAnsi="Courier New" w:cs="Courier New" w:hint="default"/>
+        <w:rFonts w:hint="default" w:ascii="Courier New" w:hAnsi="Courier New" w:cs="Courier New"/>
       </w:rPr>
     </w:lvl>
     <w:lvl w:ilvl="5" w:tplc="04090005" w:tentative="1">
@@ -1199,7 +2489,7 @@
         <w:ind w:left="3960" w:hanging="360"/>
       </w:pPr>
       <w:rPr>
-        <w:rFonts w:ascii="Wingdings" w:hAnsi="Wingdings" w:hint="default"/>
+        <w:rFonts w:hint="default" w:ascii="Wingdings" w:hAnsi="Wingdings"/>
       </w:rPr>
     </w:lvl>
     <w:lvl w:ilvl="6" w:tplc="04090001" w:tentative="1">
@@ -1211,7 +2501,7 @@
         <w:ind w:left="4680" w:hanging="360"/>
       </w:pPr>
       <w:rPr>
-        <w:rFonts w:ascii="Symbol" w:hAnsi="Symbol" w:hint="default"/>
+        <w:rFonts w:hint="default" w:ascii="Symbol" w:hAnsi="Symbol"/>
       </w:rPr>
     </w:lvl>
     <w:lvl w:ilvl="7" w:tplc="04090003" w:tentative="1">
@@ -1223,7 +2513,7 @@
         <w:ind w:left="5400" w:hanging="360"/>
       </w:pPr>
       <w:rPr>
-        <w:rFonts w:ascii="Courier New" w:hAnsi="Courier New" w:cs="Courier New" w:hint="default"/>
+        <w:rFonts w:hint="default" w:ascii="Courier New" w:hAnsi="Courier New" w:cs="Courier New"/>
       </w:rPr>
     </w:lvl>
     <w:lvl w:ilvl="8" w:tplc="04090005" w:tentative="1">
@@ -1235,7 +2525,7 @@
         <w:ind w:left="6120" w:hanging="360"/>
       </w:pPr>
       <w:rPr>
-        <w:rFonts w:ascii="Wingdings" w:hAnsi="Wingdings" w:hint="default"/>
+        <w:rFonts w:hint="default" w:ascii="Wingdings" w:hAnsi="Wingdings"/>
       </w:rPr>
     </w:lvl>
   </w:abstractNum>
@@ -1252,7 +2542,7 @@
         <w:ind w:left="720" w:hanging="360"/>
       </w:pPr>
       <w:rPr>
-        <w:rFonts w:ascii="Symbol" w:hAnsi="Symbol" w:hint="default"/>
+        <w:rFonts w:hint="default" w:ascii="Symbol" w:hAnsi="Symbol"/>
       </w:rPr>
     </w:lvl>
     <w:lvl w:ilvl="1" w:tplc="04090003">
@@ -1264,7 +2554,7 @@
         <w:ind w:left="1440" w:hanging="360"/>
       </w:pPr>
       <w:rPr>
-        <w:rFonts w:ascii="Courier New" w:hAnsi="Courier New" w:cs="Courier New" w:hint="default"/>
+        <w:rFonts w:hint="default" w:ascii="Courier New" w:hAnsi="Courier New" w:cs="Courier New"/>
       </w:rPr>
     </w:lvl>
     <w:lvl w:ilvl="2" w:tplc="04090005" w:tentative="1">
@@ -1276,7 +2566,7 @@
         <w:ind w:left="2160" w:hanging="360"/>
       </w:pPr>
       <w:rPr>
-        <w:rFonts w:ascii="Wingdings" w:hAnsi="Wingdings" w:hint="default"/>
+        <w:rFonts w:hint="default" w:ascii="Wingdings" w:hAnsi="Wingdings"/>
       </w:rPr>
     </w:lvl>
     <w:lvl w:ilvl="3" w:tplc="04090001" w:tentative="1">
@@ -1288,7 +2578,7 @@
         <w:ind w:left="2880" w:hanging="360"/>
       </w:pPr>
       <w:rPr>
-        <w:rFonts w:ascii="Symbol" w:hAnsi="Symbol" w:hint="default"/>
+        <w:rFonts w:hint="default" w:ascii="Symbol" w:hAnsi="Symbol"/>
       </w:rPr>
     </w:lvl>
     <w:lvl w:ilvl="4" w:tplc="04090003" w:tentative="1">
@@ -1300,7 +2590,7 @@
         <w:ind w:left="3600" w:hanging="360"/>
       </w:pPr>
       <w:rPr>
-        <w:rFonts w:ascii="Courier New" w:hAnsi="Courier New" w:cs="Courier New" w:hint="default"/>
+        <w:rFonts w:hint="default" w:ascii="Courier New" w:hAnsi="Courier New" w:cs="Courier New"/>
       </w:rPr>
     </w:lvl>
     <w:lvl w:ilvl="5" w:tplc="04090005" w:tentative="1">
@@ -1312,7 +2602,7 @@
         <w:ind w:left="4320" w:hanging="360"/>
       </w:pPr>
       <w:rPr>
-        <w:rFonts w:ascii="Wingdings" w:hAnsi="Wingdings" w:hint="default"/>
+        <w:rFonts w:hint="default" w:ascii="Wingdings" w:hAnsi="Wingdings"/>
       </w:rPr>
     </w:lvl>
     <w:lvl w:ilvl="6" w:tplc="04090001" w:tentative="1">
@@ -1324,7 +2614,7 @@
         <w:ind w:left="5040" w:hanging="360"/>
       </w:pPr>
       <w:rPr>
-        <w:rFonts w:ascii="Symbol" w:hAnsi="Symbol" w:hint="default"/>
+        <w:rFonts w:hint="default" w:ascii="Symbol" w:hAnsi="Symbol"/>
       </w:rPr>
     </w:lvl>
     <w:lvl w:ilvl="7" w:tplc="04090003" w:tentative="1">
@@ -1336,7 +2626,7 @@
         <w:ind w:left="5760" w:hanging="360"/>
       </w:pPr>
       <w:rPr>
-        <w:rFonts w:ascii="Courier New" w:hAnsi="Courier New" w:cs="Courier New" w:hint="default"/>
+        <w:rFonts w:hint="default" w:ascii="Courier New" w:hAnsi="Courier New" w:cs="Courier New"/>
       </w:rPr>
     </w:lvl>
     <w:lvl w:ilvl="8" w:tplc="04090005" w:tentative="1">
@@ -1348,7 +2638,7 @@
         <w:ind w:left="6480" w:hanging="360"/>
       </w:pPr>
       <w:rPr>
-        <w:rFonts w:ascii="Wingdings" w:hAnsi="Wingdings" w:hint="default"/>
+        <w:rFonts w:hint="default" w:ascii="Wingdings" w:hAnsi="Wingdings"/>
       </w:rPr>
     </w:lvl>
   </w:abstractNum>
@@ -1365,7 +2655,7 @@
         <w:ind w:left="720" w:hanging="360"/>
       </w:pPr>
       <w:rPr>
-        <w:rFonts w:ascii="Symbol" w:hAnsi="Symbol" w:hint="default"/>
+        <w:rFonts w:hint="default" w:ascii="Symbol" w:hAnsi="Symbol"/>
       </w:rPr>
     </w:lvl>
     <w:lvl w:ilvl="1" w:tplc="04090003">
@@ -1377,7 +2667,7 @@
         <w:ind w:left="1440" w:hanging="360"/>
       </w:pPr>
       <w:rPr>
-        <w:rFonts w:ascii="Courier New" w:hAnsi="Courier New" w:cs="Courier New" w:hint="default"/>
+        <w:rFonts w:hint="default" w:ascii="Courier New" w:hAnsi="Courier New" w:cs="Courier New"/>
       </w:rPr>
     </w:lvl>
     <w:lvl w:ilvl="2" w:tplc="04090005" w:tentative="1">
@@ -1389,7 +2679,7 @@
         <w:ind w:left="2160" w:hanging="360"/>
       </w:pPr>
       <w:rPr>
-        <w:rFonts w:ascii="Wingdings" w:hAnsi="Wingdings" w:hint="default"/>
+        <w:rFonts w:hint="default" w:ascii="Wingdings" w:hAnsi="Wingdings"/>
       </w:rPr>
     </w:lvl>
     <w:lvl w:ilvl="3" w:tplc="04090001" w:tentative="1">
@@ -1401,7 +2691,7 @@
         <w:ind w:left="2880" w:hanging="360"/>
       </w:pPr>
       <w:rPr>
-        <w:rFonts w:ascii="Symbol" w:hAnsi="Symbol" w:hint="default"/>
+        <w:rFonts w:hint="default" w:ascii="Symbol" w:hAnsi="Symbol"/>
       </w:rPr>
     </w:lvl>
     <w:lvl w:ilvl="4" w:tplc="04090003" w:tentative="1">
@@ -1413,7 +2703,7 @@
         <w:ind w:left="3600" w:hanging="360"/>
       </w:pPr>
       <w:rPr>
-        <w:rFonts w:ascii="Courier New" w:hAnsi="Courier New" w:cs="Courier New" w:hint="default"/>
+        <w:rFonts w:hint="default" w:ascii="Courier New" w:hAnsi="Courier New" w:cs="Courier New"/>
       </w:rPr>
     </w:lvl>
     <w:lvl w:ilvl="5" w:tplc="04090005" w:tentative="1">
@@ -1425,7 +2715,7 @@
         <w:ind w:left="4320" w:hanging="360"/>
       </w:pPr>
       <w:rPr>
-        <w:rFonts w:ascii="Wingdings" w:hAnsi="Wingdings" w:hint="default"/>
+        <w:rFonts w:hint="default" w:ascii="Wingdings" w:hAnsi="Wingdings"/>
       </w:rPr>
     </w:lvl>
     <w:lvl w:ilvl="6" w:tplc="04090001" w:tentative="1">
@@ -1437,7 +2727,7 @@
         <w:ind w:left="5040" w:hanging="360"/>
       </w:pPr>
       <w:rPr>
-        <w:rFonts w:ascii="Symbol" w:hAnsi="Symbol" w:hint="default"/>
+        <w:rFonts w:hint="default" w:ascii="Symbol" w:hAnsi="Symbol"/>
       </w:rPr>
     </w:lvl>
     <w:lvl w:ilvl="7" w:tplc="04090003" w:tentative="1">
@@ -1449,7 +2739,7 @@
         <w:ind w:left="5760" w:hanging="360"/>
       </w:pPr>
       <w:rPr>
-        <w:rFonts w:ascii="Courier New" w:hAnsi="Courier New" w:cs="Courier New" w:hint="default"/>
+        <w:rFonts w:hint="default" w:ascii="Courier New" w:hAnsi="Courier New" w:cs="Courier New"/>
       </w:rPr>
     </w:lvl>
     <w:lvl w:ilvl="8" w:tplc="04090005" w:tentative="1">
@@ -1461,7 +2751,7 @@
         <w:ind w:left="6480" w:hanging="360"/>
       </w:pPr>
       <w:rPr>
-        <w:rFonts w:ascii="Wingdings" w:hAnsi="Wingdings" w:hint="default"/>
+        <w:rFonts w:hint="default" w:ascii="Wingdings" w:hAnsi="Wingdings"/>
       </w:rPr>
     </w:lvl>
   </w:abstractNum>
@@ -1478,7 +2768,7 @@
         <w:ind w:left="360" w:hanging="360"/>
       </w:pPr>
       <w:rPr>
-        <w:rFonts w:ascii="Symbol" w:hAnsi="Symbol" w:hint="default"/>
+        <w:rFonts w:hint="default" w:ascii="Symbol" w:hAnsi="Symbol"/>
       </w:rPr>
     </w:lvl>
     <w:lvl w:ilvl="1" w:tplc="04090019" w:tentative="1">
@@ -1567,7 +2857,7 @@
         <w:ind w:left="720" w:hanging="360"/>
       </w:pPr>
       <w:rPr>
-        <w:rFonts w:ascii="Symbol" w:hAnsi="Symbol" w:hint="default"/>
+        <w:rFonts w:hint="default" w:ascii="Symbol" w:hAnsi="Symbol"/>
       </w:rPr>
     </w:lvl>
     <w:lvl w:ilvl="1" w:tplc="04090003">
@@ -1579,7 +2869,7 @@
         <w:ind w:left="1440" w:hanging="360"/>
       </w:pPr>
       <w:rPr>
-        <w:rFonts w:ascii="Courier New" w:hAnsi="Courier New" w:cs="Courier New" w:hint="default"/>
+        <w:rFonts w:hint="default" w:ascii="Courier New" w:hAnsi="Courier New" w:cs="Courier New"/>
       </w:rPr>
     </w:lvl>
     <w:lvl w:ilvl="2" w:tplc="04090005" w:tentative="1">
@@ -1591,7 +2881,7 @@
         <w:ind w:left="2160" w:hanging="360"/>
       </w:pPr>
       <w:rPr>
-        <w:rFonts w:ascii="Wingdings" w:hAnsi="Wingdings" w:hint="default"/>
+        <w:rFonts w:hint="default" w:ascii="Wingdings" w:hAnsi="Wingdings"/>
       </w:rPr>
     </w:lvl>
     <w:lvl w:ilvl="3" w:tplc="04090001" w:tentative="1">
@@ -1603,7 +2893,7 @@
         <w:ind w:left="2880" w:hanging="360"/>
       </w:pPr>
       <w:rPr>
-        <w:rFonts w:ascii="Symbol" w:hAnsi="Symbol" w:hint="default"/>
+        <w:rFonts w:hint="default" w:ascii="Symbol" w:hAnsi="Symbol"/>
       </w:rPr>
     </w:lvl>
     <w:lvl w:ilvl="4" w:tplc="04090003" w:tentative="1">
@@ -1615,7 +2905,7 @@
         <w:ind w:left="3600" w:hanging="360"/>
       </w:pPr>
       <w:rPr>
-        <w:rFonts w:ascii="Courier New" w:hAnsi="Courier New" w:cs="Courier New" w:hint="default"/>
+        <w:rFonts w:hint="default" w:ascii="Courier New" w:hAnsi="Courier New" w:cs="Courier New"/>
       </w:rPr>
     </w:lvl>
     <w:lvl w:ilvl="5" w:tplc="04090005" w:tentative="1">
@@ -1627,7 +2917,7 @@
         <w:ind w:left="4320" w:hanging="360"/>
       </w:pPr>
       <w:rPr>
-        <w:rFonts w:ascii="Wingdings" w:hAnsi="Wingdings" w:hint="default"/>
+        <w:rFonts w:hint="default" w:ascii="Wingdings" w:hAnsi="Wingdings"/>
       </w:rPr>
     </w:lvl>
     <w:lvl w:ilvl="6" w:tplc="04090001" w:tentative="1">
@@ -1639,7 +2929,7 @@
         <w:ind w:left="5040" w:hanging="360"/>
       </w:pPr>
       <w:rPr>
-        <w:rFonts w:ascii="Symbol" w:hAnsi="Symbol" w:hint="default"/>
+        <w:rFonts w:hint="default" w:ascii="Symbol" w:hAnsi="Symbol"/>
       </w:rPr>
     </w:lvl>
     <w:lvl w:ilvl="7" w:tplc="04090003" w:tentative="1">
@@ -1651,7 +2941,7 @@
         <w:ind w:left="5760" w:hanging="360"/>
       </w:pPr>
       <w:rPr>
-        <w:rFonts w:ascii="Courier New" w:hAnsi="Courier New" w:cs="Courier New" w:hint="default"/>
+        <w:rFonts w:hint="default" w:ascii="Courier New" w:hAnsi="Courier New" w:cs="Courier New"/>
       </w:rPr>
     </w:lvl>
     <w:lvl w:ilvl="8" w:tplc="04090005" w:tentative="1">
@@ -1663,10 +2953,31 @@
         <w:ind w:left="6480" w:hanging="360"/>
       </w:pPr>
       <w:rPr>
-        <w:rFonts w:ascii="Wingdings" w:hAnsi="Wingdings" w:hint="default"/>
+        <w:rFonts w:hint="default" w:ascii="Wingdings" w:hAnsi="Wingdings"/>
       </w:rPr>
     </w:lvl>
   </w:abstractNum>
+  <w:num w:numId="14">
+    <w:abstractNumId w:val="13"/>
+  </w:num>
+  <w:num w:numId="13">
+    <w:abstractNumId w:val="12"/>
+  </w:num>
+  <w:num w:numId="12">
+    <w:abstractNumId w:val="11"/>
+  </w:num>
+  <w:num w:numId="11">
+    <w:abstractNumId w:val="10"/>
+  </w:num>
+  <w:num w:numId="10">
+    <w:abstractNumId w:val="9"/>
+  </w:num>
+  <w:num w:numId="9">
+    <w:abstractNumId w:val="8"/>
+  </w:num>
+  <w:num w:numId="8">
+    <w:abstractNumId w:val="7"/>
+  </w:num>
   <w:num w:numId="1">
     <w:abstractNumId w:val="6"/>
   </w:num>
@@ -1692,11 +3003,11 @@
 </file>
 
 <file path=word/styles.xml><?xml version="1.0" encoding="utf-8"?>
-<w:styles xmlns:mc="http://schemas.openxmlformats.org/markup-compatibility/2006" xmlns:r="http://schemas.openxmlformats.org/officeDocument/2006/relationships" xmlns:w="http://schemas.openxmlformats.org/wordprocessingml/2006/main" xmlns:w14="http://schemas.microsoft.com/office/word/2010/wordml" xmlns:w15="http://schemas.microsoft.com/office/word/2012/wordml" xmlns:w16se="http://schemas.microsoft.com/office/word/2015/wordml/symex" mc:Ignorable="w14 w15 w16se">
+<w:styles xmlns:wp14="http://schemas.microsoft.com/office/word/2010/wordprocessingDrawing" xmlns:mc="http://schemas.openxmlformats.org/markup-compatibility/2006" xmlns:r="http://schemas.openxmlformats.org/officeDocument/2006/relationships" xmlns:w="http://schemas.openxmlformats.org/wordprocessingml/2006/main" xmlns:w14="http://schemas.microsoft.com/office/word/2010/wordml" xmlns:w15="http://schemas.microsoft.com/office/word/2012/wordml" xmlns:w16se="http://schemas.microsoft.com/office/word/2015/wordml/symex" mc:Ignorable="w14 w15 w16se wp14">
   <w:docDefaults>
     <w:rPrDefault>
       <w:rPr>
-        <w:rFonts w:asciiTheme="minorHAnsi" w:eastAsiaTheme="minorHAnsi" w:hAnsiTheme="minorHAnsi" w:cstheme="minorBidi"/>
+        <w:rFonts w:asciiTheme="minorHAnsi" w:hAnsiTheme="minorHAnsi" w:eastAsiaTheme="minorHAnsi" w:cstheme="minorBidi"/>
         <w:sz w:val="22"/>
         <w:szCs w:val="22"/>
         <w:lang w:val="en-US" w:eastAsia="en-US" w:bidi="ar-SA"/>
@@ -1711,14 +3022,14 @@
   <w:latentStyles w:defLockedState="0" w:defUIPriority="99" w:defSemiHidden="0" w:defUnhideWhenUsed="0" w:defQFormat="0" w:count="374">
     <w:lsdException w:name="Normal" w:uiPriority="0" w:qFormat="1"/>
     <w:lsdException w:name="heading 1" w:uiPriority="9" w:qFormat="1"/>
-    <w:lsdException w:name="heading 2" w:semiHidden="1" w:uiPriority="9" w:unhideWhenUsed="1" w:qFormat="1"/>
-    <w:lsdException w:name="heading 3" w:semiHidden="1" w:uiPriority="9" w:unhideWhenUsed="1" w:qFormat="1"/>
-    <w:lsdException w:name="heading 4" w:semiHidden="1" w:uiPriority="9" w:unhideWhenUsed="1" w:qFormat="1"/>
-    <w:lsdException w:name="heading 5" w:semiHidden="1" w:uiPriority="9" w:unhideWhenUsed="1" w:qFormat="1"/>
-    <w:lsdException w:name="heading 6" w:semiHidden="1" w:uiPriority="9" w:unhideWhenUsed="1" w:qFormat="1"/>
-    <w:lsdException w:name="heading 7" w:semiHidden="1" w:uiPriority="9" w:unhideWhenUsed="1" w:qFormat="1"/>
-    <w:lsdException w:name="heading 8" w:semiHidden="1" w:uiPriority="9" w:unhideWhenUsed="1" w:qFormat="1"/>
-    <w:lsdException w:name="heading 9" w:semiHidden="1" w:uiPriority="9" w:unhideWhenUsed="1" w:qFormat="1"/>
+    <w:lsdException w:name="heading 2" w:uiPriority="9" w:semiHidden="1" w:unhideWhenUsed="1" w:qFormat="1"/>
+    <w:lsdException w:name="heading 3" w:uiPriority="9" w:semiHidden="1" w:unhideWhenUsed="1" w:qFormat="1"/>
+    <w:lsdException w:name="heading 4" w:uiPriority="9" w:semiHidden="1" w:unhideWhenUsed="1" w:qFormat="1"/>
+    <w:lsdException w:name="heading 5" w:uiPriority="9" w:semiHidden="1" w:unhideWhenUsed="1" w:qFormat="1"/>
+    <w:lsdException w:name="heading 6" w:uiPriority="9" w:semiHidden="1" w:unhideWhenUsed="1" w:qFormat="1"/>
+    <w:lsdException w:name="heading 7" w:uiPriority="9" w:semiHidden="1" w:unhideWhenUsed="1" w:qFormat="1"/>
+    <w:lsdException w:name="heading 8" w:uiPriority="9" w:semiHidden="1" w:unhideWhenUsed="1" w:qFormat="1"/>
+    <w:lsdException w:name="heading 9" w:uiPriority="9" w:semiHidden="1" w:unhideWhenUsed="1" w:qFormat="1"/>
     <w:lsdException w:name="index 1" w:semiHidden="1" w:unhideWhenUsed="1"/>
     <w:lsdException w:name="index 2" w:semiHidden="1" w:unhideWhenUsed="1"/>
     <w:lsdException w:name="index 3" w:semiHidden="1" w:unhideWhenUsed="1"/>
@@ -1728,22 +3039,22 @@
     <w:lsdException w:name="index 7" w:semiHidden="1" w:unhideWhenUsed="1"/>
     <w:lsdException w:name="index 8" w:semiHidden="1" w:unhideWhenUsed="1"/>
     <w:lsdException w:name="index 9" w:semiHidden="1" w:unhideWhenUsed="1"/>
-    <w:lsdException w:name="toc 1" w:semiHidden="1" w:uiPriority="39" w:unhideWhenUsed="1"/>
-    <w:lsdException w:name="toc 2" w:semiHidden="1" w:uiPriority="39" w:unhideWhenUsed="1"/>
-    <w:lsdException w:name="toc 3" w:semiHidden="1" w:uiPriority="39" w:unhideWhenUsed="1"/>
-    <w:lsdException w:name="toc 4" w:semiHidden="1" w:uiPriority="39" w:unhideWhenUsed="1"/>
-    <w:lsdException w:name="toc 5" w:semiHidden="1" w:uiPriority="39" w:unhideWhenUsed="1"/>
-    <w:lsdException w:name="toc 6" w:semiHidden="1" w:uiPriority="39" w:unhideWhenUsed="1"/>
-    <w:lsdException w:name="toc 7" w:semiHidden="1" w:uiPriority="39" w:unhideWhenUsed="1"/>
-    <w:lsdException w:name="toc 8" w:semiHidden="1" w:uiPriority="39" w:unhideWhenUsed="1"/>
-    <w:lsdException w:name="toc 9" w:semiHidden="1" w:uiPriority="39" w:unhideWhenUsed="1"/>
+    <w:lsdException w:name="toc 1" w:uiPriority="39" w:semiHidden="1" w:unhideWhenUsed="1"/>
+    <w:lsdException w:name="toc 2" w:uiPriority="39" w:semiHidden="1" w:unhideWhenUsed="1"/>
+    <w:lsdException w:name="toc 3" w:uiPriority="39" w:semiHidden="1" w:unhideWhenUsed="1"/>
+    <w:lsdException w:name="toc 4" w:uiPriority="39" w:semiHidden="1" w:unhideWhenUsed="1"/>
+    <w:lsdException w:name="toc 5" w:uiPriority="39" w:semiHidden="1" w:unhideWhenUsed="1"/>
+    <w:lsdException w:name="toc 6" w:uiPriority="39" w:semiHidden="1" w:unhideWhenUsed="1"/>
+    <w:lsdException w:name="toc 7" w:uiPriority="39" w:semiHidden="1" w:unhideWhenUsed="1"/>
+    <w:lsdException w:name="toc 8" w:uiPriority="39" w:semiHidden="1" w:unhideWhenUsed="1"/>
+    <w:lsdException w:name="toc 9" w:uiPriority="39" w:semiHidden="1" w:unhideWhenUsed="1"/>
     <w:lsdException w:name="Normal Indent" w:semiHidden="1" w:unhideWhenUsed="1"/>
     <w:lsdException w:name="footnote text" w:semiHidden="1" w:unhideWhenUsed="1"/>
     <w:lsdException w:name="annotation text" w:semiHidden="1" w:unhideWhenUsed="1"/>
     <w:lsdException w:name="header" w:semiHidden="1" w:unhideWhenUsed="1"/>
     <w:lsdException w:name="footer" w:semiHidden="1" w:unhideWhenUsed="1"/>
     <w:lsdException w:name="index heading" w:semiHidden="1" w:unhideWhenUsed="1"/>
-    <w:lsdException w:name="caption" w:semiHidden="1" w:uiPriority="35" w:unhideWhenUsed="1" w:qFormat="1"/>
+    <w:lsdException w:name="caption" w:uiPriority="35" w:semiHidden="1" w:unhideWhenUsed="1" w:qFormat="1"/>
     <w:lsdException w:name="table of figures" w:semiHidden="1" w:unhideWhenUsed="1"/>
     <w:lsdException w:name="envelope address" w:semiHidden="1" w:unhideWhenUsed="1"/>
     <w:lsdException w:name="envelope return" w:semiHidden="1" w:unhideWhenUsed="1"/>
@@ -1774,7 +3085,7 @@
     <w:lsdException w:name="Title" w:uiPriority="10" w:qFormat="1"/>
     <w:lsdException w:name="Closing" w:semiHidden="1" w:unhideWhenUsed="1"/>
     <w:lsdException w:name="Signature" w:semiHidden="1" w:unhideWhenUsed="1"/>
-    <w:lsdException w:name="Default Paragraph Font" w:semiHidden="1" w:uiPriority="1" w:unhideWhenUsed="1"/>
+    <w:lsdException w:name="Default Paragraph Font" w:uiPriority="1" w:semiHidden="1" w:unhideWhenUsed="1"/>
     <w:lsdException w:name="Body Text" w:semiHidden="1" w:unhideWhenUsed="1"/>
     <w:lsdException w:name="Body Text Indent" w:semiHidden="1" w:unhideWhenUsed="1"/>
     <w:lsdException w:name="List Continue" w:semiHidden="1" w:unhideWhenUsed="1"/>
@@ -1972,8 +3283,8 @@
     <w:lsdException w:name="Subtle Reference" w:uiPriority="31" w:qFormat="1"/>
     <w:lsdException w:name="Intense Reference" w:uiPriority="32" w:qFormat="1"/>
     <w:lsdException w:name="Book Title" w:uiPriority="33" w:qFormat="1"/>
-    <w:lsdException w:name="Bibliography" w:semiHidden="1" w:uiPriority="37" w:unhideWhenUsed="1"/>
-    <w:lsdException w:name="TOC Heading" w:semiHidden="1" w:uiPriority="39" w:unhideWhenUsed="1" w:qFormat="1"/>
+    <w:lsdException w:name="Bibliography" w:uiPriority="37" w:semiHidden="1" w:unhideWhenUsed="1"/>
+    <w:lsdException w:name="TOC Heading" w:uiPriority="39" w:semiHidden="1" w:unhideWhenUsed="1" w:qFormat="1"/>
     <w:lsdException w:name="Plain Table 1" w:uiPriority="41"/>
     <w:lsdException w:name="Plain Table 2" w:uiPriority="42"/>
     <w:lsdException w:name="Plain Table 3" w:uiPriority="43"/>
@@ -2082,17 +3393,17 @@
     <w:lsdException w:name="Smart Hyperlink" w:semiHidden="1" w:unhideWhenUsed="1"/>
     <w:lsdException w:name="Hashtag" w:semiHidden="1" w:unhideWhenUsed="1"/>
   </w:latentStyles>
-  <w:style w:type="paragraph" w:default="1" w:styleId="Normal">
+  <w:style w:type="paragraph" w:styleId="Normal" w:default="1">
     <w:name w:val="Normal"/>
     <w:qFormat/>
   </w:style>
-  <w:style w:type="character" w:default="1" w:styleId="DefaultParagraphFont">
+  <w:style w:type="character" w:styleId="DefaultParagraphFont" w:default="1">
     <w:name w:val="Default Paragraph Font"/>
     <w:uiPriority w:val="1"/>
     <w:semiHidden/>
     <w:unhideWhenUsed/>
   </w:style>
-  <w:style w:type="table" w:default="1" w:styleId="TableNormal">
+  <w:style w:type="table" w:styleId="TableNormal" w:default="1">
     <w:name w:val="Normal Table"/>
     <w:uiPriority w:val="99"/>
     <w:semiHidden/>
@@ -2107,7 +3418,7 @@
       </w:tblCellMar>
     </w:tblPr>
   </w:style>
-  <w:style w:type="numbering" w:default="1" w:styleId="NoList">
+  <w:style w:type="numbering" w:styleId="NoList" w:default="1">
     <w:name w:val="No List"/>
     <w:uiPriority w:val="99"/>
     <w:semiHidden/>
@@ -2128,7 +3439,7 @@
 </file>
 
 <file path=word/theme/theme1.xml><?xml version="1.0" encoding="utf-8"?>
-<a:theme xmlns:a="http://schemas.openxmlformats.org/drawingml/2006/main" name="Office Theme">
+<a:theme xmlns:a="http://schemas.openxmlformats.org/drawingml/2006/main" xmlns:thm15="http://schemas.microsoft.com/office/thememl/2012/main" name="Office Theme">
   <a:themeElements>
     <a:clrScheme name="Office">
       <a:dk1>
